--- a/Especializacion/Evaluaciones/2026-2/Fichas de evaluacion/02 - G-002 - Plataforma turistica PWA Rivera Huila/1 - Ficha de preparacion.docx
+++ b/Especializacion/Evaluaciones/2026-2/Fichas de evaluacion/02 - G-002 - Plataforma turistica PWA Rivera Huila/1 - Ficha de preparacion.docx
@@ -388,7 +388,25 @@
           <w:color w:val="2B2B2B"/>
           <w:sz w:val="22"/>
         </w:rPr>
-        <w:t>Rivera (Huila) tiene termales, sitios naturales, hotelería, gastronomía y emprendimientos de café y cacao, pero su información turística está dispersa entre redes sociales, documentos institucionales y medios informales, sin un canal único de consulta (p. 17). La pregunta de investigación es cómo una plataforma web PWA con chat inteligente puede contribuir a la promoción del turismo y al fortalecimiento de los emprendimientos del municipio (p. 15).</w:t>
+        <w:t xml:space="preserve">Rivera (Huila) tiene termales, sitios naturales, hotelería, gastronomía y emprendimientos de café y cacao, pero su información turística está dispersa entre redes sociales, documentos institucionales y medios informales, sin un canal único de consulta (p. 17; </w:t>
+      </w:r>
+      <w:r>
+        <w:rPr>
+          <w:rFonts w:ascii="Calibri" w:hAnsi="Calibri"/>
+          <w:b/>
+          <w:color w:val="2B2B2B"/>
+          <w:sz w:val="22"/>
+        </w:rPr>
+        <w:t>la enumeración literal de los tres medios no está en la 17 sino en las pp. 40 y 83</w:t>
+      </w:r>
+      <w:r>
+        <w:rPr>
+          <w:rFonts w:ascii="Calibri" w:hAnsi="Calibri"/>
+          <w:b w:val="0"/>
+          <w:color w:val="2B2B2B"/>
+          <w:sz w:val="22"/>
+        </w:rPr>
+        <w:t xml:space="preserve"> — la 17 dice «dispersa, desactualizada o limitada a medios informales» y «la ausencia de una plataforma digital centralizada»). La pregunta de investigación es cómo una plataforma web PWA con chat inteligente puede contribuir a la promoción del turismo y al fortalecimiento de los emprendimientos del municipio (p. 15).</w:t>
       </w:r>
     </w:p>
     <w:p>
@@ -408,7 +426,7 @@
           <w:color w:val="2B2B2B"/>
           <w:sz w:val="22"/>
         </w:rPr>
-        <w:t xml:space="preserve"> Estudio aplicado, descriptivo, de enfoque cualitativo (p. 32), en cinco fases: revisión documental del inventario turístico de la Alcaldía, levantamiento de requerimientos, análisis, diseño y validación conceptual (pp. 33-34). La recolección fue una entrevista semiestructurada de 15 preguntas mixtas con ítems Likert de cinco niveles, validada por juicio de tres expertos y prueba piloto, aplicada en junio de 2026 (pp. 35-36). Los participantes son </w:t>
+        <w:t xml:space="preserve"> Estudio descriptivo con enfoque cualitativo (p. 32) y de «perspectiva aplicada» (p. 33) —la caracterización se reparte entre las dos páginas—, en cinco fases: revisión documental del inventario turístico de la Alcaldía, levantamiento de requerimientos, análisis, diseño y validación conceptual (pp. 33-34). La recolección fue una entrevista semiestructurada de 15 preguntas mixtas con ítems Likert de cinco niveles, validada por juicio de tres expertos y prueba piloto, aplicada en junio de 2026 (pp. 35-36). Los participantes son </w:t>
       </w:r>
       <w:r>
         <w:rPr>
@@ -1239,7 +1257,25 @@
           <w:color w:val="2B2B2B"/>
           <w:sz w:val="22"/>
         </w:rPr>
-        <w:t xml:space="preserve"> El modelo no accede a la base de datos: la API clasifica la intención, ejecuta una consulta parametrizada y solo entonces entrega el contexto; cuatro salvaguardas y registro de conversaciones para auditoría (pp. 70-72). Ocho intenciones mapeadas a entidades concretas (Tabla 15, p. 72).</w:t>
+        <w:t xml:space="preserve"> El modelo no accede a la base de datos: la API clasifica la intención, ejecuta una consulta parametrizada y solo entonces entrega el contexto; cuatro salvaguardas y registro de conversaciones para auditoría (pp. 70-72). </w:t>
+      </w:r>
+      <w:r>
+        <w:rPr>
+          <w:rFonts w:ascii="Calibri" w:hAnsi="Calibri"/>
+          <w:b/>
+          <w:color w:val="2B2B2B"/>
+          <w:sz w:val="22"/>
+        </w:rPr>
+        <w:t>Siete</w:t>
+      </w:r>
+      <w:r>
+        <w:rPr>
+          <w:rFonts w:ascii="Calibri" w:hAnsi="Calibri"/>
+          <w:b w:val="0"/>
+          <w:color w:val="2B2B2B"/>
+          <w:sz w:val="22"/>
+        </w:rPr>
+        <w:t xml:space="preserve"> intenciones mapeadas a entidades concretas (Tabla 15, p. 72): la tabla tiene ocho filas, pero la octava es «Fuera de alcance» y su columna «Entidades consultadas» dice «—». No decir «ocho intenciones» en sala: el grupo puede corregirlo.</w:t>
       </w:r>
     </w:p>
     <w:p>
@@ -1276,7 +1312,7 @@
           <w:color w:val="007433"/>
           <w:sz w:val="32"/>
         </w:rPr>
-        <w:t>4. Debilidades y huecos (con página)</w:t>
+        <w:t>4. OBSERVACIONES DEL DOCUMENTO — debilidades y huecos (con página)</w:t>
       </w:r>
     </w:p>
     <w:p>
@@ -1322,7 +1358,7 @@
     </w:p>
     <w:p>
       <w:pPr>
-        <w:pStyle w:val="ListNumber"/>
+        <w:pStyle w:val="ListBullet2"/>
       </w:pPr>
       <w:r>
         <w:rPr>
@@ -1331,7 +1367,7 @@
           <w:color w:val="2B2B2B"/>
           <w:sz w:val="22"/>
         </w:rPr>
-        <w:t>El cuarto objetivo no se ejecutó.</w:t>
+        <w:t>Más concluyente que la contradicción: el chat no tiene una sola fila de prueba.</w:t>
       </w:r>
       <w:r>
         <w:rPr>
@@ -1340,7 +1376,25 @@
           <w:color w:val="2B2B2B"/>
           <w:sz w:val="22"/>
         </w:rPr>
-        <w:t xml:space="preserve"> Protocolo impecable, columna de resultados vacía (Tabla 23, p. 82). El prototipo estaba en producción desde julio (p. 74) y la sustentación es en agosto: hubo ventana para aplicarlo.</w:t>
+        <w:t xml:space="preserve"> La Tabla 17 (pp. 76-77) prueba catálogo, autenticación, favoritos, comentarios, agenda y publicación; la Tabla 19 (p. 78) mide cuatro servicios REST con medianas de 100,6 a 102,2 ms. </w:t>
+      </w:r>
+      <w:r>
+        <w:rPr>
+          <w:rFonts w:ascii="Calibri" w:hAnsi="Calibri"/>
+          <w:b/>
+          <w:color w:val="2B2B2B"/>
+          <w:sz w:val="22"/>
+        </w:rPr>
+        <w:t>Ninguna fila del chat en todo el capítulo 9.</w:t>
+      </w:r>
+      <w:r>
+        <w:rPr>
+          <w:rFonts w:ascii="Calibri" w:hAnsi="Calibri"/>
+          <w:b w:val="0"/>
+          <w:color w:val="2B2B2B"/>
+          <w:sz w:val="22"/>
+        </w:rPr>
+        <w:t xml:space="preserve"> Y la Tabla 20 (p. 79) le asigna como evidencia «Tabla 15; Figura 18», que son artefactos de diseño (pp. 72 y 73), no pruebas de funcionamiento. Es la debilidad que no se zanja con retórica, y es la base de la pregunta 1.</w:t>
       </w:r>
     </w:p>
     <w:p>
@@ -1354,7 +1408,7 @@
           <w:color w:val="2B2B2B"/>
           <w:sz w:val="22"/>
         </w:rPr>
-        <w:t>Las limitaciones no se actualizaron.</w:t>
+        <w:t>El cuarto objetivo no se ejecutó.</w:t>
       </w:r>
       <w:r>
         <w:rPr>
@@ -1363,7 +1417,43 @@
           <w:color w:val="2B2B2B"/>
           <w:sz w:val="22"/>
         </w:rPr>
-        <w:t xml:space="preserve"> P. 23 afirma que el proyecto «no contempla, en esta etapa, la implementación completa de la plataforma en un entorno productivo», y p. 74 informa un despliegue productivo con dominio propio. La sección de alcances quedó congelada en la versión de anteproyecto.</w:t>
+        <w:t xml:space="preserve"> Protocolo impecable, columna de resultados vacía (Tabla 23, p. 82). Las mediciones sobre el entorno productivo se tomaron en julio de 2026 (p. 74) y la sustentación es en agosto: hubo ventana para aplicarlo. </w:t>
+      </w:r>
+      <w:r>
+        <w:rPr>
+          <w:rFonts w:ascii="Calibri" w:hAnsi="Calibri"/>
+          <w:b/>
+          <w:color w:val="2B2B2B"/>
+          <w:sz w:val="22"/>
+        </w:rPr>
+        <w:t>Ojo al citar:</w:t>
+      </w:r>
+      <w:r>
+        <w:rPr>
+          <w:rFonts w:ascii="Calibri" w:hAnsi="Calibri"/>
+          <w:b w:val="0"/>
+          <w:color w:val="2B2B2B"/>
+          <w:sz w:val="22"/>
+        </w:rPr>
+        <w:t xml:space="preserve"> el documento </w:t>
+      </w:r>
+      <w:r>
+        <w:rPr>
+          <w:rFonts w:ascii="Calibri" w:hAnsi="Calibri"/>
+          <w:b/>
+          <w:color w:val="2B2B2B"/>
+          <w:sz w:val="22"/>
+        </w:rPr>
+        <w:t>no da fecha de despliegue</w:t>
+      </w:r>
+      <w:r>
+        <w:rPr>
+          <w:rFonts w:ascii="Calibri" w:hAnsi="Calibri"/>
+          <w:b w:val="0"/>
+          <w:color w:val="2B2B2B"/>
+          <w:sz w:val="22"/>
+        </w:rPr>
+        <w:t>; lo que consta es que en julio ya había entorno productivo medible. No afirmar «está en producción desde julio».</w:t>
       </w:r>
     </w:p>
     <w:p>
@@ -1377,7 +1467,7 @@
           <w:color w:val="2B2B2B"/>
           <w:sz w:val="22"/>
         </w:rPr>
-        <w:t>El documento se sigue llamando «anteproyecto»</w:t>
+        <w:t>Las limitaciones no se actualizaron.</w:t>
       </w:r>
       <w:r>
         <w:rPr>
@@ -1386,7 +1476,7 @@
           <w:color w:val="2B2B2B"/>
           <w:sz w:val="22"/>
         </w:rPr>
-        <w:t xml:space="preserve"> en el resumen (p. 11), la introducción (p. 15) y la apertura del capítulo 8 (p. 47), siendo la entrega final de Proyecto de Grado II.</w:t>
+        <w:t xml:space="preserve"> P. 23 afirma que el proyecto «no contempla, en esta etapa, la implementación completa de la plataforma en un entorno productivo», y p. 74 informa un despliegue productivo con dominio propio. La sección de alcances quedó congelada en la versión de anteproyecto.</w:t>
       </w:r>
     </w:p>
     <w:p>
@@ -1400,7 +1490,7 @@
           <w:color w:val="2B2B2B"/>
           <w:sz w:val="22"/>
         </w:rPr>
-        <w:t>Evidencia pendiente en la mitad de las pruebas de rol.</w:t>
+        <w:t>El documento se sigue llamando «anteproyecto»</w:t>
       </w:r>
       <w:r>
         <w:rPr>
@@ -1409,7 +1499,7 @@
           <w:color w:val="2B2B2B"/>
           <w:sz w:val="22"/>
         </w:rPr>
-        <w:t xml:space="preserve"> Tabla 17: publicación «Por anexar captura» (p. 77); Tabla 18: turista registrado, empresario, editor y administrador, todos «Por anexar la captura» (p. 77). El «espacio para empresarios y productores locales» es una de las tres promesas del objetivo general (p. 23) y es justo lo que no tiene evidencia gráfica.</w:t>
+        <w:t xml:space="preserve"> en el resumen (p. 11), la introducción (p. 15) y la apertura del capítulo 8 (p. 47), siendo la entrega final de Proyecto de Grado II.</w:t>
       </w:r>
     </w:p>
     <w:p>
@@ -1423,7 +1513,7 @@
           <w:color w:val="2B2B2B"/>
           <w:sz w:val="22"/>
         </w:rPr>
-        <w:t>Una prueba funcional quedó abierta:</w:t>
+        <w:t>Evidencia pendiente en la mitad de las pruebas de rol.</w:t>
       </w:r>
       <w:r>
         <w:rPr>
@@ -1432,7 +1522,125 @@
           <w:color w:val="2B2B2B"/>
           <w:sz w:val="22"/>
         </w:rPr>
-        <w:t xml:space="preserve"> «Agenda de eventos — consulta: Requiere nueva verificación sobre el servicio · En revisión» (p. 76), mientras la diapositiva 13 presenta la agenda como funcionalidad terminada.</w:t>
+        <w:t xml:space="preserve"> Tabla 17: publicación «Por anexar captura» (p. 77); Tabla 18: turista registrado, empresario, editor y administrador, todos «Por anexar la captura» (p. 77) —solo el visitante no autenticado está «verificado», y en el administrador hay verificación parcial de ruta: «la ruta del panel administrativo responde en producción; por anexar la captura»—. El «espacio digital que permita a los empresarios y productores locales registrar y gestionar la información de sus negocios» es justo lo que no tiene evidencia gráfica. </w:t>
+      </w:r>
+      <w:r>
+        <w:rPr>
+          <w:rFonts w:ascii="Calibri" w:hAnsi="Calibri"/>
+          <w:b/>
+          <w:color w:val="2B2B2B"/>
+          <w:sz w:val="22"/>
+        </w:rPr>
+        <w:t>Corrección de cita:</w:t>
+      </w:r>
+      <w:r>
+        <w:rPr>
+          <w:rFonts w:ascii="Calibri" w:hAnsi="Calibri"/>
+          <w:b w:val="0"/>
+          <w:color w:val="2B2B2B"/>
+          <w:sz w:val="22"/>
+        </w:rPr>
+        <w:t xml:space="preserve"> esa frase está en el </w:t>
+      </w:r>
+      <w:r>
+        <w:rPr>
+          <w:rFonts w:ascii="Calibri" w:hAnsi="Calibri"/>
+          <w:b/>
+          <w:color w:val="2B2B2B"/>
+          <w:sz w:val="22"/>
+        </w:rPr>
+        <w:t>§5.1 Alcances (p. 23)</w:t>
+      </w:r>
+      <w:r>
+        <w:rPr>
+          <w:rFonts w:ascii="Calibri" w:hAnsi="Calibri"/>
+          <w:b w:val="0"/>
+          <w:color w:val="2B2B2B"/>
+          <w:sz w:val="22"/>
+        </w:rPr>
+        <w:t>, no en el objetivo general; el objetivo general (p. 19) dice «mediante la promoción de sus atractivos turísticos, servicios y emprendimientos productivos» y no menciona ese espacio, y el verbo «fortalecimiento» vive en el OE4 (p. 20) y en la pregunta de investigación (p. 15). Si en sala se atribuye al objetivo general, el grupo puede corregir al jurado: hay que citar el alcance o el OE4.</w:t>
+      </w:r>
+    </w:p>
+    <w:p>
+      <w:pPr>
+        <w:pStyle w:val="ListBullet2"/>
+      </w:pPr>
+      <w:r>
+        <w:rPr>
+          <w:rFonts w:ascii="Calibri" w:hAnsi="Calibri"/>
+          <w:b/>
+          <w:color w:val="2B2B2B"/>
+          <w:sz w:val="22"/>
+        </w:rPr>
+        <w:t>La remisión está rota, no solo pendiente.</w:t>
+      </w:r>
+      <w:r>
+        <w:rPr>
+          <w:rFonts w:ascii="Calibri" w:hAnsi="Calibri"/>
+          <w:b w:val="0"/>
+          <w:color w:val="2B2B2B"/>
+          <w:sz w:val="22"/>
+        </w:rPr>
+        <w:t xml:space="preserve"> La p. 73 (folio 71) afirma que las funcionalidades de empresario, editor y administrador «se encuentran disponibles en la aplicación y su evidencia se detalla en el capítulo siguiente»; la p. 76 (folio 74) remite esa evidencia a un anexo («cuya evidencia gráfica se anexa por separado»); y </w:t>
+      </w:r>
+      <w:r>
+        <w:rPr>
+          <w:rFonts w:ascii="Calibri" w:hAnsi="Calibri"/>
+          <w:b/>
+          <w:color w:val="2B2B2B"/>
+          <w:sz w:val="22"/>
+        </w:rPr>
+        <w:t>no hay anexo</w:t>
+      </w:r>
+      <w:r>
+        <w:rPr>
+          <w:rFonts w:ascii="Calibri" w:hAnsi="Calibri"/>
+          <w:b w:val="0"/>
+          <w:color w:val="2B2B2B"/>
+          <w:sz w:val="22"/>
+        </w:rPr>
+        <w:t>: cero ocurrencias de «anexo» en las 86 páginas y la tabla de contenido cierra en «Referencias bibliográficas» (folio 84). La p. 84 (folio 82) contradice a la 73: deja «pendientes de evidencia gráfica» esos mismos perfiles.</w:t>
+      </w:r>
+    </w:p>
+    <w:p>
+      <w:pPr>
+        <w:pStyle w:val="ListBullet2"/>
+      </w:pPr>
+      <w:r>
+        <w:rPr>
+          <w:rFonts w:ascii="Calibri" w:hAnsi="Calibri"/>
+          <w:b/>
+          <w:color w:val="2B2B2B"/>
+          <w:sz w:val="22"/>
+        </w:rPr>
+        <w:t>Y el documento confunde una figura con un flujo:</w:t>
+      </w:r>
+      <w:r>
+        <w:rPr>
+          <w:rFonts w:ascii="Calibri" w:hAnsi="Calibri"/>
+          <w:b w:val="0"/>
+          <w:color w:val="2B2B2B"/>
+          <w:sz w:val="22"/>
+        </w:rPr>
+        <w:t xml:space="preserve"> la Tabla 20 (p. 79) da como evidencia del «flujo de aprobación» la «Figura 7; Tabla 13», pero la Figura 7 (p. 53) es «Gestión de usuarios, roles y auditoría», un fragmento entidad-relación. El flujo de moderación </w:t>
+      </w:r>
+      <w:r>
+        <w:rPr>
+          <w:rFonts w:ascii="Calibri" w:hAnsi="Calibri"/>
+          <w:b/>
+          <w:color w:val="2B2B2B"/>
+          <w:sz w:val="22"/>
+        </w:rPr>
+        <w:t>solo existe como texto</w:t>
+      </w:r>
+      <w:r>
+        <w:rPr>
+          <w:rFonts w:ascii="Calibri" w:hAnsi="Calibri"/>
+          <w:b w:val="0"/>
+          <w:color w:val="2B2B2B"/>
+          <w:sz w:val="22"/>
+        </w:rPr>
+        <w:t xml:space="preserve"> en el 8.3 (p. 51). No citar la Figura 7 como diagrama de flujo: es un hallazgo, no una cita utilizable.</w:t>
       </w:r>
     </w:p>
     <w:p>
@@ -1446,7 +1654,7 @@
           <w:color w:val="2B2B2B"/>
           <w:sz w:val="22"/>
         </w:rPr>
-        <w:t>No hay cronograma ni presupuesto ni reporte de similitud.</w:t>
+        <w:t>Una prueba funcional quedó abierta:</w:t>
       </w:r>
       <w:r>
         <w:rPr>
@@ -1455,7 +1663,7 @@
           <w:color w:val="2B2B2B"/>
           <w:sz w:val="22"/>
         </w:rPr>
-        <w:t xml:space="preserve"> Buscados en todo el documento con búsqueda de texto sobre las 86 páginas («Turnitin», «similitud», «presupuesto», «cronograma»): cero coincidencias. La rúbrica de ACA 3 pesa 15% en cronograma-presupuesto-viabilidad y 15% en integridad; es asunto del metodólogo, pero conviene registrarlo.</w:t>
+        <w:t xml:space="preserve"> «Agenda de eventos — consulta: Requiere nueva verificación sobre el servicio · En revisión» (p. 76), en el mismo capítulo que declara verificado todo lo demás del catálogo. El contraste con lo que se proyecta está en la §5 (punto 9) y se pregunta desde la reserva 12.</w:t>
       </w:r>
     </w:p>
     <w:p>
@@ -1469,7 +1677,7 @@
           <w:color w:val="2B2B2B"/>
           <w:sz w:val="22"/>
         </w:rPr>
-        <w:t>Referencias: 10 entradas</w:t>
+        <w:t>No hay cronograma ni presupuesto ni reporte de similitud.</w:t>
       </w:r>
       <w:r>
         <w:rPr>
@@ -1478,7 +1686,7 @@
           <w:color w:val="2B2B2B"/>
           <w:sz w:val="22"/>
         </w:rPr>
-        <w:t xml:space="preserve"> (p. 86) para un marco que abarca turismo digital, IA conversacional, smart tourism e ingeniería de software. Ninguna posterior a 2021 y ninguna sobre PWA, la tecnología central del trabajo. Además, p. 31 cita «(Pressman, 2014)» y la lista trae «Pressman, R. S., &amp; Maxim, B. R. (2020)»: la cita del texto no corresponde a la referencia.</w:t>
+        <w:t xml:space="preserve"> Buscados en todo el documento con búsqueda de texto sobre las 86 páginas («Turnitin», «similitud», «presupuesto», «cronograma»): cero coincidencias. La rúbrica de ACA 3 pesa 15% en cronograma-presupuesto-viabilidad y 15% en integridad; es asunto del metodólogo, pero conviene registrarlo.</w:t>
       </w:r>
     </w:p>
     <w:p>
@@ -1492,7 +1700,7 @@
           <w:color w:val="2B2B2B"/>
           <w:sz w:val="22"/>
         </w:rPr>
-        <w:t>El modelo de lenguaje nunca se nombra.</w:t>
+        <w:t>Referencias: 10 entradas</w:t>
       </w:r>
       <w:r>
         <w:rPr>
@@ -1501,7 +1709,7 @@
           <w:color w:val="2B2B2B"/>
           <w:sz w:val="22"/>
         </w:rPr>
-        <w:t xml:space="preserve"> La Tabla 10 dice «Modelo de lenguaje consumido mediante API» (p. 49) sin proveedor, versión ni costo. Para un producto que se entrega a una alcaldía, quién paga la credencial es una pregunta de viabilidad, no de curiosidad.</w:t>
+        <w:t xml:space="preserve"> (p. 86) para un marco que abarca turismo digital, IA conversacional, smart tourism e ingeniería de software. Ninguna posterior a 2021 y ninguna sobre PWA, la tecnología central del trabajo. Además, p. 31 cita «(Pressman, 2014)» y la lista trae «Pressman, R. S., &amp; Maxim, B. R. (2020)»: la cita del texto no corresponde a la referencia.</w:t>
       </w:r>
     </w:p>
     <w:p>
@@ -1515,6 +1723,29 @@
           <w:color w:val="2B2B2B"/>
           <w:sz w:val="22"/>
         </w:rPr>
+        <w:t>El modelo de lenguaje nunca se nombra.</w:t>
+      </w:r>
+      <w:r>
+        <w:rPr>
+          <w:rFonts w:ascii="Calibri" w:hAnsi="Calibri"/>
+          <w:b w:val="0"/>
+          <w:color w:val="2B2B2B"/>
+          <w:sz w:val="22"/>
+        </w:rPr>
+        <w:t xml:space="preserve"> La Tabla 10 dice «Modelo de lenguaje consumido mediante API» (p. 49) sin proveedor, versión ni costo. Para un producto que se entrega a una alcaldía, quién paga la credencial es una pregunta de viabilidad, no de curiosidad.</w:t>
+      </w:r>
+    </w:p>
+    <w:p>
+      <w:pPr>
+        <w:pStyle w:val="ListNumber"/>
+      </w:pPr>
+      <w:r>
+        <w:rPr>
+          <w:rFonts w:ascii="Calibri" w:hAnsi="Calibri"/>
+          <w:b/>
+          <w:color w:val="2B2B2B"/>
+          <w:sz w:val="22"/>
+        </w:rPr>
         <w:t>Restos de forma:</w:t>
       </w:r>
       <w:r>
@@ -1547,7 +1778,427 @@
           <w:color w:val="007433"/>
           <w:sz w:val="32"/>
         </w:rPr>
-        <w:t>5. PREGUNTAS ANTES de escuchar la sustentación</w:t>
+        <w:t>5. OBSERVACIONES DE LAS DIAPOSITIVAS — qué proyectan y en qué se separan del documento</w:t>
+      </w:r>
+    </w:p>
+    <w:p>
+      <w:r>
+        <w:rPr>
+          <w:rFonts w:ascii="Calibri" w:hAnsi="Calibri"/>
+          <w:b/>
+          <w:color w:val="2B2B2B"/>
+          <w:sz w:val="22"/>
+        </w:rPr>
+        <w:t>Mazo:</w:t>
+      </w:r>
+      <w:r>
+        <w:rPr>
+          <w:rFonts w:ascii="Calibri" w:hAnsi="Calibri"/>
+          <w:b w:val="0"/>
+          <w:color w:val="2B2B2B"/>
+          <w:sz w:val="22"/>
+        </w:rPr>
+        <w:t xml:space="preserve"> </w:t>
+      </w:r>
+      <w:r>
+        <w:rPr>
+          <w:rFonts w:ascii="Consolas" w:hAnsi="Consolas"/>
+          <w:color w:val="111111"/>
+          <w:sz w:val="21"/>
+        </w:rPr>
+        <w:t>Presentacion Rivera Turismo.pdf</w:t>
+      </w:r>
+      <w:r>
+        <w:rPr>
+          <w:rFonts w:ascii="Calibri" w:hAnsi="Calibri"/>
+          <w:b w:val="0"/>
+          <w:color w:val="2B2B2B"/>
+          <w:sz w:val="22"/>
+        </w:rPr>
+        <w:t xml:space="preserve"> — </w:t>
+      </w:r>
+      <w:r>
+        <w:rPr>
+          <w:rFonts w:ascii="Calibri" w:hAnsi="Calibri"/>
+          <w:b/>
+          <w:color w:val="2B2B2B"/>
+          <w:sz w:val="22"/>
+        </w:rPr>
+        <w:t>16 diapositivas</w:t>
+      </w:r>
+      <w:r>
+        <w:rPr>
+          <w:rFonts w:ascii="Calibri" w:hAnsi="Calibri"/>
+          <w:b w:val="0"/>
+          <w:color w:val="2B2B2B"/>
+          <w:sz w:val="22"/>
+        </w:rPr>
+        <w:t xml:space="preserve"> (1 portada · 2 índice · 3-5 problema, objetivos y justificación · 6 metodología · 7-8 resultados · 9-11 arquitectura de datos · 12-13 producto · 14 conclusiones · 15 recomendaciones · 16 cierre con la URL). Es el mazo más cuidado de la jornada: </w:t>
+      </w:r>
+      <w:r>
+        <w:rPr>
+          <w:rFonts w:ascii="Calibri" w:hAnsi="Calibri"/>
+          <w:b/>
+          <w:color w:val="2B2B2B"/>
+          <w:sz w:val="22"/>
+        </w:rPr>
+        <w:t>todo número que proyecta es rastreable al documento</w:t>
+      </w:r>
+      <w:r>
+        <w:rPr>
+          <w:rFonts w:ascii="Calibri" w:hAnsi="Calibri"/>
+          <w:b w:val="0"/>
+          <w:color w:val="2B2B2B"/>
+          <w:sz w:val="22"/>
+        </w:rPr>
+        <w:t xml:space="preserve"> y las dos advertencias que más pesan las dice él mismo en pantalla. Por eso esta sección trae pocos reparos y una consecuencia práctica grande: </w:t>
+      </w:r>
+      <w:r>
+        <w:rPr>
+          <w:rFonts w:ascii="Calibri" w:hAnsi="Calibri"/>
+          <w:b/>
+          <w:color w:val="2B2B2B"/>
+          <w:sz w:val="22"/>
+        </w:rPr>
+        <w:t>varias preguntas cambian de tono, porque el grupo ya concedió en la diapositiva lo que se le iba a pedir que concediera.</w:t>
+      </w:r>
+    </w:p>
+    <w:p>
+      <w:pPr>
+        <w:pStyle w:val="ListNumber"/>
+      </w:pPr>
+      <w:r>
+        <w:rPr>
+          <w:rFonts w:ascii="Calibri" w:hAnsi="Calibri"/>
+          <w:b/>
+          <w:color w:val="2B2B2B"/>
+          <w:sz w:val="22"/>
+        </w:rPr>
+        <w:t>La diapositiva 8 se compromete: el chat es uno de «los módulos implementados y mostrados en esta sustentación».</w:t>
+      </w:r>
+      <w:r>
+        <w:rPr>
+          <w:rFonts w:ascii="Calibri" w:hAnsi="Calibri"/>
+          <w:b w:val="0"/>
+          <w:color w:val="2B2B2B"/>
+          <w:sz w:val="22"/>
+        </w:rPr>
+        <w:t xml:space="preserve"> Textual. Y la 13 describe su mecanismo: «Identifica la intención, consulta la base de datos y responde solo con lo aprobado». El mazo se pone del lado de la versión «opera sobre el entorno productivo» (folios 71 y 82) y </w:t>
+      </w:r>
+      <w:r>
+        <w:rPr>
+          <w:rFonts w:ascii="Calibri" w:hAnsi="Calibri"/>
+          <w:b/>
+          <w:color w:val="2B2B2B"/>
+          <w:sz w:val="22"/>
+        </w:rPr>
+        <w:t>contra</w:t>
+      </w:r>
+      <w:r>
+        <w:rPr>
+          <w:rFonts w:ascii="Calibri" w:hAnsi="Calibri"/>
+          <w:b w:val="0"/>
+          <w:color w:val="2B2B2B"/>
+          <w:sz w:val="22"/>
+        </w:rPr>
+        <w:t xml:space="preserve"> la del folio 68 («se contempla como la siguiente fase de desarrollo»). Eso hace la pregunta 1 más limpia: no hay que argumentar por qué se pide el demo, lo pide su propia diapositiva.</w:t>
+      </w:r>
+    </w:p>
+    <w:p>
+      <w:pPr>
+        <w:pStyle w:val="ListNumber"/>
+      </w:pPr>
+      <w:r>
+        <w:rPr>
+          <w:rFonts w:ascii="Calibri" w:hAnsi="Calibri"/>
+          <w:b/>
+          <w:color w:val="2B2B2B"/>
+          <w:sz w:val="22"/>
+        </w:rPr>
+        <w:t>La diapositiva 16 pone la URL en pantalla e invita a probarla:</w:t>
+      </w:r>
+      <w:r>
+        <w:rPr>
+          <w:rFonts w:ascii="Calibri" w:hAnsi="Calibri"/>
+          <w:b w:val="0"/>
+          <w:color w:val="2B2B2B"/>
+          <w:sz w:val="22"/>
+        </w:rPr>
+        <w:t xml:space="preserve"> «riveraturismohuila.com · Busque un atractivo, filtre por categoría, pida la ruta a un lugar y hágale una pregunta al asistente». Es la invitación que autoriza las preguntas 1 y 3 sin que parezcan emboscada; y si el tiempo no alcanza en sala, la verificación se puede hacer después, porque el prototipo es público (folio 72 / p. 74).</w:t>
+      </w:r>
+    </w:p>
+    <w:p>
+      <w:pPr>
+        <w:pStyle w:val="ListNumber"/>
+      </w:pPr>
+      <w:r>
+        <w:rPr>
+          <w:rFonts w:ascii="Calibri" w:hAnsi="Calibri"/>
+          <w:b/>
+          <w:color w:val="2B2B2B"/>
+          <w:sz w:val="22"/>
+        </w:rPr>
+        <w:t>Las cifras de las diapositivas 7 y 8 son exactamente las del documento.</w:t>
+      </w:r>
+      <w:r>
+        <w:rPr>
+          <w:rFonts w:ascii="Calibri" w:hAnsi="Calibri"/>
+          <w:b w:val="0"/>
+          <w:color w:val="2B2B2B"/>
+          <w:sz w:val="22"/>
+        </w:rPr>
+        <w:t xml:space="preserve"> La 7 reproduce la Tabla 8 (folio 43 / p. 45): visibilidad 5,0 · posicionamiento 4,7 · emprendimientos 4,7 · experiencia 4,7 · flujo 4,3. La 8 reproduce la Tabla 6 (folio 40 / p. 42): 5,0 · 4,7 · 4,7 · 4,7 · 4,3 · 4,3 · 4,0 · 3,7. </w:t>
+      </w:r>
+      <w:r>
+        <w:rPr>
+          <w:rFonts w:ascii="Calibri" w:hAnsi="Calibri"/>
+          <w:b/>
+          <w:color w:val="2B2B2B"/>
+          <w:sz w:val="22"/>
+        </w:rPr>
+        <w:t>Ningún número existe solo en el mazo</w:t>
+      </w:r>
+      <w:r>
+        <w:rPr>
+          <w:rFonts w:ascii="Calibri" w:hAnsi="Calibri"/>
+          <w:b w:val="0"/>
+          <w:color w:val="2B2B2B"/>
+          <w:sz w:val="22"/>
+        </w:rPr>
+        <w:t>, que es el defecto habitual de esta cohorte. Se anota a favor.</w:t>
+      </w:r>
+    </w:p>
+    <w:p>
+      <w:pPr>
+        <w:pStyle w:val="ListNumber"/>
+      </w:pPr>
+      <w:r>
+        <w:rPr>
+          <w:rFonts w:ascii="Calibri" w:hAnsi="Calibri"/>
+          <w:b/>
+          <w:color w:val="2B2B2B"/>
+          <w:sz w:val="22"/>
+        </w:rPr>
+        <w:t>Pero el mazo proyecta dos veces la palabra que sostiene la pregunta 2: «escala Likert de 1 a 5, n = 3»</w:t>
+      </w:r>
+      <w:r>
+        <w:rPr>
+          <w:rFonts w:ascii="Calibri" w:hAnsi="Calibri"/>
+          <w:b w:val="0"/>
+          <w:color w:val="2B2B2B"/>
+          <w:sz w:val="22"/>
+        </w:rPr>
+        <w:t xml:space="preserve"> (diapositivas 7 y 8). Y aquí está el hallazgo más fino de esta ficha, verificado sobre el texto completo: la ficha técnica del instrumento declara «Escala de valoración: Likert de 5 niveles (1 = Nada importante; 5 = Muy importante)» (Tabla 2, folio 34 / p. 36), pero </w:t>
+      </w:r>
+      <w:r>
+        <w:rPr>
+          <w:rFonts w:ascii="Calibri" w:hAnsi="Calibri"/>
+          <w:b/>
+          <w:color w:val="2B2B2B"/>
+          <w:sz w:val="22"/>
+        </w:rPr>
+        <w:t>ninguna de las 15 preguntas transcritas en los folios 35-36 (pp. 37-38) es un ítem escalado</w:t>
+      </w:r>
+      <w:r>
+        <w:rPr>
+          <w:rFonts w:ascii="Calibri" w:hAnsi="Calibri"/>
+          <w:b w:val="0"/>
+          <w:color w:val="2B2B2B"/>
+          <w:sz w:val="22"/>
+        </w:rPr>
+        <w:t xml:space="preserve">: son de sí/no, de opción múltiple o abiertas, y la única de impacto es «¿Qué beneficios espera obtener con la implementación de la plataforma?». La escala existe en la ficha técnica y en las tablas de resultados, y no existe en el cuestionario impreso. </w:t>
+      </w:r>
+      <w:r>
+        <w:rPr>
+          <w:rFonts w:ascii="Calibri" w:hAnsi="Calibri"/>
+          <w:b/>
+          <w:color w:val="2B2B2B"/>
+          <w:sz w:val="22"/>
+        </w:rPr>
+        <w:t>La pregunta 2 se hace con esto</w:t>
+      </w:r>
+      <w:r>
+        <w:rPr>
+          <w:rFonts w:ascii="Calibri" w:hAnsi="Calibri"/>
+          <w:b w:val="0"/>
+          <w:color w:val="2B2B2B"/>
+          <w:sz w:val="22"/>
+        </w:rPr>
+        <w:t>, que es verificable, y no con el argumento más flojo de «una sola pregunta abierta».</w:t>
+      </w:r>
+    </w:p>
+    <w:p>
+      <w:pPr>
+        <w:pStyle w:val="ListNumber"/>
+      </w:pPr>
+      <w:r>
+        <w:rPr>
+          <w:rFonts w:ascii="Calibri" w:hAnsi="Calibri"/>
+          <w:b/>
+          <w:color w:val="2B2B2B"/>
+          <w:sz w:val="22"/>
+        </w:rPr>
+        <w:t>La diapositiva 14 concede el límite del OE4 antes de que se lo pregunten.</w:t>
+      </w:r>
+      <w:r>
+        <w:rPr>
+          <w:rFonts w:ascii="Calibri" w:hAnsi="Calibri"/>
+          <w:b w:val="0"/>
+          <w:color w:val="2B2B2B"/>
+          <w:sz w:val="22"/>
+        </w:rPr>
+        <w:t xml:space="preserve"> Cierra: «El potencial declarado —visibilidad 5,0 y posicionamiento digital 4,7— proviene de la percepción de tres actores </w:t>
+      </w:r>
+      <w:r>
+        <w:rPr>
+          <w:rFonts w:ascii="Calibri" w:hAnsi="Calibri"/>
+          <w:b/>
+          <w:color w:val="2B2B2B"/>
+          <w:sz w:val="22"/>
+        </w:rPr>
+        <w:t>antes del uso</w:t>
+      </w:r>
+      <w:r>
+        <w:rPr>
+          <w:rFonts w:ascii="Calibri" w:hAnsi="Calibri"/>
+          <w:b w:val="0"/>
+          <w:color w:val="2B2B2B"/>
+          <w:sz w:val="22"/>
+        </w:rPr>
+        <w:t xml:space="preserve">; medirlo exige aplicar la prueba de usabilidad propuesta». La recomendación 2 de la 15 lo repite: aplicar la evaluación de usabilidad «convierte el impacto potencial en impacto medido». Consecuencia directa: </w:t>
+      </w:r>
+      <w:r>
+        <w:rPr>
+          <w:rFonts w:ascii="Calibri" w:hAnsi="Calibri"/>
+          <w:b/>
+          <w:color w:val="2B2B2B"/>
+          <w:sz w:val="22"/>
+        </w:rPr>
+        <w:t>el reparo 2 de la §4 no se plantea como acusación</w:t>
+      </w:r>
+      <w:r>
+        <w:rPr>
+          <w:rFonts w:ascii="Calibri" w:hAnsi="Calibri"/>
+          <w:b w:val="0"/>
+          <w:color w:val="2B2B2B"/>
+          <w:sz w:val="22"/>
+        </w:rPr>
+        <w:t>; se confirma y se anota como honestidad. Solo si en sala dicen que el objetivo 4 está cumplido se les devuelve su propia diapositiva 14.</w:t>
+      </w:r>
+    </w:p>
+    <w:p>
+      <w:pPr>
+        <w:pStyle w:val="ListNumber"/>
+      </w:pPr>
+      <w:r>
+        <w:rPr>
+          <w:rFonts w:ascii="Calibri" w:hAnsi="Calibri"/>
+          <w:b/>
+          <w:color w:val="2B2B2B"/>
+          <w:sz w:val="22"/>
+        </w:rPr>
+        <w:t>La diapositiva 6 declara la muestra y su límite en pantalla:</w:t>
+      </w:r>
+      <w:r>
+        <w:rPr>
+          <w:rFonts w:ascii="Calibri" w:hAnsi="Calibri"/>
+          <w:b w:val="0"/>
+          <w:color w:val="2B2B2B"/>
+          <w:sz w:val="22"/>
+        </w:rPr>
+        <w:t xml:space="preserve"> «tres actores estratégicos (n = 3), muestreo intencional por conocimiento experto. Representa la perspectiva institucional; no incluye turistas ni empresarios». No hay que pedirles que lo reconozcan: ya está proyectado.</w:t>
+      </w:r>
+    </w:p>
+    <w:p>
+      <w:pPr>
+        <w:pStyle w:val="ListNumber"/>
+      </w:pPr>
+      <w:r>
+        <w:rPr>
+          <w:rFonts w:ascii="Calibri" w:hAnsi="Calibri"/>
+          <w:b/>
+          <w:color w:val="2B2B2B"/>
+          <w:sz w:val="22"/>
+        </w:rPr>
+        <w:t>El mazo es más prudente que el documento con las cifras.</w:t>
+      </w:r>
+      <w:r>
+        <w:rPr>
+          <w:rFonts w:ascii="Calibri" w:hAnsi="Calibri"/>
+          <w:b w:val="0"/>
+          <w:color w:val="2B2B2B"/>
+          <w:sz w:val="22"/>
+        </w:rPr>
+        <w:t xml:space="preserve"> La 14 resume el desempeño como «una mediana de 101 milisegundos», resumen fiel de la Tabla 19 (folio 76 / p. 78: 100,6 · 102,0 · 101,0 · 102,2 ms); y la 12 usa el único dato de catálogo que el capítulo de pruebas verificó —«trece categorías activas»— en lugar de los contadores de «más de 50 lugares, 20 restaurantes, 15 hoteles» del folio 63 (p. 65).</w:t>
+      </w:r>
+    </w:p>
+    <w:p>
+      <w:pPr>
+        <w:pStyle w:val="ListNumber"/>
+      </w:pPr>
+      <w:r>
+        <w:rPr>
+          <w:rFonts w:ascii="Calibri" w:hAnsi="Calibri"/>
+          <w:b/>
+          <w:color w:val="2B2B2B"/>
+          <w:sz w:val="22"/>
+        </w:rPr>
+        <w:t>Lo que el mazo afirma y no muestra: la sesión autenticada.</w:t>
+      </w:r>
+      <w:r>
+        <w:rPr>
+          <w:rFonts w:ascii="Calibri" w:hAnsi="Calibri"/>
+          <w:b w:val="0"/>
+          <w:color w:val="2B2B2B"/>
+          <w:sz w:val="22"/>
+        </w:rPr>
+        <w:t xml:space="preserve"> La 9 declara «cuatro perfiles de acceso: turista, empresario, editor y administrador. Contraseñas cifradas», y las 12 y 13 solo proyectan vistas de visitante —inicio, filtros, ficha de detalle, agenda, chat—. Ninguna captura con sesión iniciada, que es justo la evidencia que el documento remite a un anexo inexistente (folio 74 / p. 76). Es la pregunta 3, y la presentación la refuerza por omisión.</w:t>
+      </w:r>
+    </w:p>
+    <w:p>
+      <w:pPr>
+        <w:pStyle w:val="ListNumber"/>
+      </w:pPr>
+      <w:r>
+        <w:rPr>
+          <w:rFonts w:ascii="Calibri" w:hAnsi="Calibri"/>
+          <w:b/>
+          <w:color w:val="2B2B2B"/>
+          <w:sz w:val="22"/>
+        </w:rPr>
+        <w:t>La agenda: terminada en la 13, en revisión en la Tabla 17.</w:t>
+      </w:r>
+      <w:r>
+        <w:rPr>
+          <w:rFonts w:ascii="Calibri" w:hAnsi="Calibri"/>
+          <w:b w:val="0"/>
+          <w:color w:val="2B2B2B"/>
+          <w:sz w:val="22"/>
+        </w:rPr>
+        <w:t xml:space="preserve"> «Agenda cultural viva: fecha, lugar y organizador de cada evento» frente a «Agenda de eventos — consulta: Requiere nueva verificación sobre el servicio · En revisión» (folio 74 / p. 76). Es la reserva 12 y la más fácil de resolver: se abre la agenda en producción.</w:t>
+      </w:r>
+    </w:p>
+    <w:p>
+      <w:pPr>
+        <w:pStyle w:val="ListNumber"/>
+      </w:pPr>
+      <w:r>
+        <w:rPr>
+          <w:rFonts w:ascii="Calibri" w:hAnsi="Calibri"/>
+          <w:b/>
+          <w:color w:val="2B2B2B"/>
+          <w:sz w:val="22"/>
+        </w:rPr>
+        <w:t>Lo que no aparece en ninguna de las 16 diapositivas:</w:t>
+      </w:r>
+      <w:r>
+        <w:rPr>
+          <w:rFonts w:ascii="Calibri" w:hAnsi="Calibri"/>
+          <w:b w:val="0"/>
+          <w:color w:val="2B2B2B"/>
+          <w:sz w:val="22"/>
+        </w:rPr>
+        <w:t xml:space="preserve"> proveedor y versión del modelo de lenguaje, costo mensual, cronograma y presupuesto. La 5 habla de «inteligencia artificial» y la 13 de «chat inteligente», sin nombre ni quién paga la credencial — igual que la Tabla 10 (folios 46-47 / pp. 48-49). La reserva 9 sigue viva: el mazo no la contesta.</w:t>
       </w:r>
     </w:p>
     <w:p>
@@ -1561,10 +2212,13 @@
           <w:color w:val="007433"/>
           <w:sz w:val="32"/>
         </w:rPr>
-        <w:t>🎯 Las 3 que sí voy a preguntar</w:t>
+        <w:t>Qué mirar en pantalla mientras exponen</w:t>
       </w:r>
     </w:p>
     <w:p>
+      <w:pPr>
+        <w:pStyle w:val="ListBullet"/>
+      </w:pPr>
       <w:r>
         <w:rPr>
           <w:rFonts w:ascii="Calibri" w:hAnsi="Calibri"/>
@@ -1572,7 +2226,211 @@
           <w:color w:val="2B2B2B"/>
           <w:sz w:val="22"/>
         </w:rPr>
-        <w:t>1. El estado real del chat inteligente — y demostrarlo.</w:t>
+        <w:t>Si abren `riveraturismohuila.com` en vivo:</w:t>
+      </w:r>
+      <w:r>
+        <w:rPr>
+          <w:rFonts w:ascii="Calibri" w:hAnsi="Calibri"/>
+          <w:b w:val="0"/>
+          <w:color w:val="2B2B2B"/>
+          <w:sz w:val="22"/>
+        </w:rPr>
+        <w:t xml:space="preserve"> ahí se juega la nota. Mirar si el asistente contesta con datos de la base —nombre y horario del atractivo— o con texto fijo.</w:t>
+      </w:r>
+    </w:p>
+    <w:p>
+      <w:pPr>
+        <w:pStyle w:val="ListBullet"/>
+      </w:pPr>
+      <w:r>
+        <w:rPr>
+          <w:rFonts w:ascii="Calibri" w:hAnsi="Calibri"/>
+          <w:b/>
+          <w:color w:val="2B2B2B"/>
+          <w:sz w:val="22"/>
+        </w:rPr>
+        <w:t>Si el chat aparece en la 13 como captura y no en ejecución:</w:t>
+      </w:r>
+      <w:r>
+        <w:rPr>
+          <w:rFonts w:ascii="Calibri" w:hAnsi="Calibri"/>
+          <w:b w:val="0"/>
+          <w:color w:val="2B2B2B"/>
+          <w:sz w:val="22"/>
+        </w:rPr>
+        <w:t xml:space="preserve"> anotarlo y hacer la pregunta 1 citando la diapositiva 8, «los módulos implementados y mostrados en esta sustentación».</w:t>
+      </w:r>
+    </w:p>
+    <w:p>
+      <w:pPr>
+        <w:pStyle w:val="ListBullet"/>
+      </w:pPr>
+      <w:r>
+        <w:rPr>
+          <w:rFonts w:ascii="Calibri" w:hAnsi="Calibri"/>
+          <w:b/>
+          <w:color w:val="2B2B2B"/>
+          <w:sz w:val="22"/>
+        </w:rPr>
+        <w:t>Cualquier pantalla con sesión iniciada</w:t>
+      </w:r>
+      <w:r>
+        <w:rPr>
+          <w:rFonts w:ascii="Calibri" w:hAnsi="Calibri"/>
+          <w:b w:val="0"/>
+          <w:color w:val="2B2B2B"/>
+          <w:sz w:val="22"/>
+        </w:rPr>
+        <w:t xml:space="preserve"> (empresario, editor, administrador): es la evidencia que falta en el documento. Si aparece, la pregunta 3 queda contestada y el tiempo se pasa a la reserva 7.</w:t>
+      </w:r>
+    </w:p>
+    <w:p>
+      <w:pPr>
+        <w:pStyle w:val="ListBullet"/>
+      </w:pPr>
+      <w:r>
+        <w:rPr>
+          <w:rFonts w:ascii="Calibri" w:hAnsi="Calibri"/>
+          <w:b/>
+          <w:color w:val="2B2B2B"/>
+          <w:sz w:val="22"/>
+        </w:rPr>
+        <w:t>Si dicen «Likert» en voz alta:</w:t>
+      </w:r>
+      <w:r>
+        <w:rPr>
+          <w:rFonts w:ascii="Calibri" w:hAnsi="Calibri"/>
+          <w:b w:val="0"/>
+          <w:color w:val="2B2B2B"/>
+          <w:sz w:val="22"/>
+        </w:rPr>
+        <w:t xml:space="preserve"> ahí entra la pregunta 2, pidiendo el </w:t>
+      </w:r>
+      <w:r>
+        <w:rPr>
+          <w:rFonts w:ascii="Calibri" w:hAnsi="Calibri"/>
+          <w:b/>
+          <w:color w:val="2B2B2B"/>
+          <w:sz w:val="22"/>
+        </w:rPr>
+        <w:t>ítem</w:t>
+      </w:r>
+      <w:r>
+        <w:rPr>
+          <w:rFonts w:ascii="Calibri" w:hAnsi="Calibri"/>
+          <w:b w:val="0"/>
+          <w:color w:val="2B2B2B"/>
+          <w:sz w:val="22"/>
+        </w:rPr>
+        <w:t>, no la explicación.</w:t>
+      </w:r>
+    </w:p>
+    <w:p>
+      <w:pPr>
+        <w:pStyle w:val="ListBullet"/>
+      </w:pPr>
+      <w:r>
+        <w:rPr>
+          <w:rFonts w:ascii="Calibri" w:hAnsi="Calibri"/>
+          <w:b/>
+          <w:color w:val="2B2B2B"/>
+          <w:sz w:val="22"/>
+        </w:rPr>
+        <w:t>Si repiten los contadores de «más de 50 lugares»</w:t>
+      </w:r>
+      <w:r>
+        <w:rPr>
+          <w:rFonts w:ascii="Calibri" w:hAnsi="Calibri"/>
+          <w:b w:val="0"/>
+          <w:color w:val="2B2B2B"/>
+          <w:sz w:val="22"/>
+        </w:rPr>
+        <w:t xml:space="preserve"> (folio 63) en lugar de las trece categorías probadas: entonces sí se pide cuántas publicaciones hay hoy (reserva 7).</w:t>
+      </w:r>
+    </w:p>
+    <w:p>
+      <w:pPr>
+        <w:pStyle w:val="ListBullet"/>
+      </w:pPr>
+      <w:r>
+        <w:rPr>
+          <w:rFonts w:ascii="Calibri" w:hAnsi="Calibri"/>
+          <w:b/>
+          <w:color w:val="2B2B2B"/>
+          <w:sz w:val="22"/>
+        </w:rPr>
+        <w:t>Quién expone las diapositivas 9, 10 y 11</w:t>
+      </w:r>
+      <w:r>
+        <w:rPr>
+          <w:rFonts w:ascii="Calibri" w:hAnsi="Calibri"/>
+          <w:b w:val="0"/>
+          <w:color w:val="2B2B2B"/>
+          <w:sz w:val="22"/>
+        </w:rPr>
+        <w:t xml:space="preserve"> (las tres de arquitectura de datos). Si es la misma persona que todo lo demás, ahí va el condicional de dominio individual (§7).</w:t>
+      </w:r>
+    </w:p>
+    <w:p>
+      <w:pPr>
+        <w:pStyle w:val="ListBullet"/>
+      </w:pPr>
+      <w:r>
+        <w:rPr>
+          <w:rFonts w:ascii="Calibri" w:hAnsi="Calibri"/>
+          <w:b/>
+          <w:color w:val="2B2B2B"/>
+          <w:sz w:val="22"/>
+        </w:rPr>
+        <w:t>Si leen la recomendación 2 de la 15:</w:t>
+      </w:r>
+      <w:r>
+        <w:rPr>
+          <w:rFonts w:ascii="Calibri" w:hAnsi="Calibri"/>
+          <w:b w:val="0"/>
+          <w:color w:val="2B2B2B"/>
+          <w:sz w:val="22"/>
+        </w:rPr>
+        <w:t xml:space="preserve"> ya concedieron que el impacto no está medido; el criterio 4 de la §8.1 se confirma en 3 y no baja a 2.</w:t>
+      </w:r>
+    </w:p>
+    <w:p>
+      <w:pPr>
+        <w:spacing w:before="200" w:after="60"/>
+      </w:pPr>
+      <w:r>
+        <w:rPr>
+          <w:rFonts w:ascii="Calibri" w:hAnsi="Calibri"/>
+          <w:b/>
+          <w:color w:val="007433"/>
+          <w:sz w:val="32"/>
+        </w:rPr>
+        <w:t>6. PREGUNTAS ANTES de escuchar la sustentación</w:t>
+      </w:r>
+    </w:p>
+    <w:p>
+      <w:pPr>
+        <w:spacing w:before="200" w:after="60"/>
+      </w:pPr>
+      <w:r>
+        <w:rPr>
+          <w:rFonts w:ascii="Calibri" w:hAnsi="Calibri"/>
+          <w:b/>
+          <w:color w:val="007433"/>
+          <w:sz w:val="32"/>
+        </w:rPr>
+        <w:t>🎯 Las 3 que sí voy a preguntar</w:t>
+      </w:r>
+    </w:p>
+    <w:p>
+      <w:r>
+        <w:rPr>
+          <w:rFonts w:ascii="Calibri" w:hAnsi="Calibri"/>
+          <w:b/>
+          <w:color w:val="2B2B2B"/>
+          <w:sz w:val="22"/>
+        </w:rPr>
+        <w:t>1. El chat inteligente no tiene una sola fila de prueba — demostrarlo en vivo.</w:t>
       </w:r>
     </w:p>
     <w:p>
@@ -1588,7 +2446,7 @@
           <w:color w:val="2B2B2B"/>
           <w:sz w:val="21"/>
         </w:rPr>
-        <w:t>«El documento dice, al cerrar el apartado 8.6 —folio 68, página 70 del PDF—, que el módulo de chat se contempla como la siguiente fase de desarrollo, y al cerrar el 8.7 —folio 71, página 73 del PDF— que ya opera sobre el entorno productivo. ¿Cuál de las dos es el estado a hoy? Y si está operando, hágale en vivo una pregunta que esté fuera de alcance, para ver la respuesta que ustedes describen en el folio 69.»</w:t>
+        <w:t>«El capítulo de pruebas mide la latencia de cuatro servicios REST y la Tabla 17, folios 74 y 75, trae filas de catálogo, autenticación, favoritos, comentarios, agenda y publicación: ninguna del chat inteligente. La Tabla 20, folio 77, le asigna como evidencia la Tabla 15 y la Figura 18, que son diseño. Compartan pantalla en riveraturismohuila.com y háganle al asistente la tarea 1 de su Tabla 21, folio 79: a qué hora abren hoy las termales. Si no está en ejecución, díganlo con esas palabras.»</w:t>
       </w:r>
     </w:p>
     <w:p>
@@ -1602,7 +2460,7 @@
           <w:color w:val="2B2B2B"/>
           <w:sz w:val="22"/>
         </w:rPr>
-        <w:t>Por qué:</w:t>
+        <w:t>Sale de:</w:t>
       </w:r>
       <w:r>
         <w:rPr>
@@ -1611,7 +2469,43 @@
           <w:color w:val="2B2B2B"/>
           <w:sz w:val="22"/>
         </w:rPr>
-        <w:t xml:space="preserve"> el chat es la mitad del objetivo específico 3 y aparece en el título. La contradicción p. 70 vs p. 73 impide acreditarlo desde el documento. Ellos mismos invitan a probarlo en la diapositiva 16.</w:t>
+        <w:t xml:space="preserve"> las dos piezas, y por eso es la primera. Del </w:t>
+      </w:r>
+      <w:r>
+        <w:rPr>
+          <w:rFonts w:ascii="Calibri" w:hAnsi="Calibri"/>
+          <w:b/>
+          <w:color w:val="2B2B2B"/>
+          <w:sz w:val="22"/>
+        </w:rPr>
+        <w:t>documento</w:t>
+      </w:r>
+      <w:r>
+        <w:rPr>
+          <w:rFonts w:ascii="Calibri" w:hAnsi="Calibri"/>
+          <w:b w:val="0"/>
+          <w:color w:val="2B2B2B"/>
+          <w:sz w:val="22"/>
+        </w:rPr>
+        <w:t xml:space="preserve">, el hueco: la Tabla 17 (folios 74-75) trae filas de catálogo, autenticación, favoritos, comentarios, agenda y publicación, y ninguna del chat. De las </w:t>
+      </w:r>
+      <w:r>
+        <w:rPr>
+          <w:rFonts w:ascii="Calibri" w:hAnsi="Calibri"/>
+          <w:b/>
+          <w:color w:val="2B2B2B"/>
+          <w:sz w:val="22"/>
+        </w:rPr>
+        <w:t>diapositivas</w:t>
+      </w:r>
+      <w:r>
+        <w:rPr>
+          <w:rFonts w:ascii="Calibri" w:hAnsi="Calibri"/>
+          <w:b w:val="0"/>
+          <w:color w:val="2B2B2B"/>
+          <w:sz w:val="22"/>
+        </w:rPr>
+        <w:t>, el compromiso: la 8 lo lista entre «los módulos implementados y mostrados en esta sustentación» y la 16 proyecta la URL con la invitación a preguntarle al asistente. No hay que justificar el pedido: lo autoriza su propio mazo.</w:t>
       </w:r>
     </w:p>
     <w:p>
@@ -1625,7 +2519,7 @@
           <w:color w:val="2B2B2B"/>
           <w:sz w:val="22"/>
         </w:rPr>
-        <w:t>Qué la resuelve:</w:t>
+        <w:t>Por qué:</w:t>
       </w:r>
       <w:r>
         <w:rPr>
@@ -1634,7 +2528,7 @@
           <w:color w:val="2B2B2B"/>
           <w:sz w:val="22"/>
         </w:rPr>
-        <w:t xml:space="preserve"> demuestran el chat en vivo sobre la URL pública, la respuesta cita lugares reales de Rivera y, ante una pregunta fuera de alcance, el asistente declara desconocimiento y ofrece las categorías disponibles, tal como promete la p. 71. Además reconocen que la p. 70 es un párrafo de una versión anterior que no se depuró.</w:t>
+        <w:t xml:space="preserve"> el chat inteligente es la mitad del título y el único módulo sin una fila de prueba funcional en un capítulo que se llama «Pruebas y evidencias de funcionamiento» y que sí llegó a medir medianas de 100,6 a 102,2 ms en cuatro servicios REST (Tabla 19, folio 76 / p. 78). La ausencia es más concluyente que la contradicción de los folios 67-68 («se contempla como la siguiente fase de desarrollo») contra los folios 71 y 82 («opera sobre el entorno productivo»), porque esa se zanja con retórica y esta no. El pedido es legítimo por invitación propia: la diapositiva 16 dice «pruébelo desde su teléfono […] y hágale una pregunta al asistente», y el prototipo es público con dominio propio y TLS (folio 72 / p. 74). La exposición sola no la contesta: las diapositivas 12-13 muestran capturas de visitante, no una ejecución del asistente.</w:t>
       </w:r>
     </w:p>
     <w:p>
@@ -1648,7 +2542,7 @@
           <w:color w:val="2B2B2B"/>
           <w:sz w:val="22"/>
         </w:rPr>
-        <w:t>Qué la agrava:</w:t>
+        <w:t>Qué la resuelve:</w:t>
       </w:r>
       <w:r>
         <w:rPr>
@@ -1657,10 +2551,47 @@
           <w:color w:val="2B2B2B"/>
           <w:sz w:val="22"/>
         </w:rPr>
-        <w:t xml:space="preserve"> «está en desarrollo», «funciona en local», o mostrar un video pregrabado en lugar de la aplicación. Peor: que el asistente responda con conocimiento general sobre Rivera y no con registros de la base de datos, porque eso invalida la salvaguarda descrita en la p. 71.</w:t>
+        <w:t xml:space="preserve"> que el asistente responda en vivo la tarea 1 con datos salidos de la base —nombre del atractivo y horario tomados de </w:t>
+      </w:r>
+      <w:r>
+        <w:rPr>
+          <w:rFonts w:ascii="Consolas" w:hAnsi="Consolas"/>
+          <w:color w:val="111111"/>
+          <w:sz w:val="21"/>
+        </w:rPr>
+        <w:t>Publications</w:t>
+      </w:r>
+      <w:r>
+        <w:rPr>
+          <w:rFonts w:ascii="Calibri" w:hAnsi="Calibri"/>
+          <w:b w:val="0"/>
+          <w:color w:val="2B2B2B"/>
+          <w:sz w:val="22"/>
+        </w:rPr>
+        <w:t xml:space="preserve"> y </w:t>
+      </w:r>
+      <w:r>
+        <w:rPr>
+          <w:rFonts w:ascii="Consolas" w:hAnsi="Consolas"/>
+          <w:color w:val="111111"/>
+          <w:sz w:val="21"/>
+        </w:rPr>
+        <w:t>PublicationSchedules</w:t>
+      </w:r>
+      <w:r>
+        <w:rPr>
+          <w:rFonts w:ascii="Calibri" w:hAnsi="Calibri"/>
+          <w:b w:val="0"/>
+          <w:color w:val="2B2B2B"/>
+          <w:sz w:val="22"/>
+        </w:rPr>
+        <w:t>, las entidades que la propia Tabla 15 asigna a la intención «Horarios de atención»—, o que muestren el registro de conversaciones del folio 70 (p. 72) con latencias reales. También resuelve decir honestamente que el módulo está diseñado y no en ejecución, y que la frase del folio 71 sobre operar en el entorno productivo se corrige.</w:t>
       </w:r>
     </w:p>
     <w:p>
+      <w:pPr>
+        <w:pStyle w:val="ListBullet"/>
+      </w:pPr>
       <w:r>
         <w:rPr>
           <w:rFonts w:ascii="Calibri" w:hAnsi="Calibri"/>
@@ -1668,7 +2599,27 @@
           <w:color w:val="2B2B2B"/>
           <w:sz w:val="22"/>
         </w:rPr>
-        <w:t>2. Qué evidencia cierra el cuarto objetivo específico.</w:t>
+        <w:t>Qué la agrava:</w:t>
+      </w:r>
+      <w:r>
+        <w:rPr>
+          <w:rFonts w:ascii="Calibri" w:hAnsi="Calibri"/>
+          <w:b w:val="0"/>
+          <w:color w:val="2B2B2B"/>
+          <w:sz w:val="22"/>
+        </w:rPr>
+        <w:t xml:space="preserve"> responder citando la Tabla 15 y la Figura 18 como si fueran prueba de funcionamiento; que la demo sea una respuesta fija o precargada sin consulta a la base; negarse a compartir pantalla habiendo invitado a probarlo en la diapositiva 16; o que dos integrantes den versiones distintas del estado del chat, uno el folio 67-68 y otro el folio 71.</w:t>
+      </w:r>
+    </w:p>
+    <w:p>
+      <w:r>
+        <w:rPr>
+          <w:rFonts w:ascii="Calibri" w:hAnsi="Calibri"/>
+          <w:b/>
+          <w:color w:val="2B2B2B"/>
+          <w:sz w:val="22"/>
+        </w:rPr>
+        <w:t>2. De qué ítem del instrumento salió el 4,7 de emprendimientos.</w:t>
       </w:r>
     </w:p>
     <w:p>
@@ -1684,7 +2635,7 @@
           <w:color w:val="2B2B2B"/>
           <w:sz w:val="21"/>
         </w:rPr>
-        <w:t>«El objetivo 4 es evaluar el impacto potencial. Ustedes diseñaron el protocolo de usabilidad de las tablas 21 a 23, pero la columna "Valor obtenido" de la tabla 23 está vacía. ¿Consideran el objetivo cumplido con el diseño del instrumento, y qué impidió aplicarlo si el prototipo estaba en producción desde julio?»</w:t>
+        <w:t>«Su Tabla 8, folio 43, reporta cinco promedios de impacto —visibilidad 5,0, emprendimientos 4,7, flujo 4,3— y su diapositiva 7 los rotula como escala Likert de 1 a 5 con n igual a tres. La ficha técnica del folio 34 sí declara una Likert de cinco niveles, pero ninguna de las 15 preguntas de los folios 35 y 36 es un ítem escalado. Nómbrenme el ítem del que salió el 4,7 de emprendimientos. Si ese promedio no viene de un ítem, díganlo con esas palabras.»</w:t>
       </w:r>
     </w:p>
     <w:p>
@@ -1698,7 +2649,7 @@
           <w:color w:val="2B2B2B"/>
           <w:sz w:val="22"/>
         </w:rPr>
-        <w:t>Por qué:</w:t>
+        <w:t>Sale de:</w:t>
       </w:r>
       <w:r>
         <w:rPr>
@@ -1707,7 +2658,43 @@
           <w:color w:val="2B2B2B"/>
           <w:sz w:val="22"/>
         </w:rPr>
-        <w:t xml:space="preserve"> p. 82 (columna vacía) y p. 80, donde ellos mismos aclaran que la Tabla 8 mide expectativas institucionales previas al uso y no evalúa el producto. Es el hueco clásico del cuarto objetivo y el más discriminante del trabajo.</w:t>
+        <w:t xml:space="preserve"> de la contradicción entre el </w:t>
+      </w:r>
+      <w:r>
+        <w:rPr>
+          <w:rFonts w:ascii="Calibri" w:hAnsi="Calibri"/>
+          <w:b/>
+          <w:color w:val="2B2B2B"/>
+          <w:sz w:val="22"/>
+        </w:rPr>
+        <w:t>documento</w:t>
+      </w:r>
+      <w:r>
+        <w:rPr>
+          <w:rFonts w:ascii="Calibri" w:hAnsi="Calibri"/>
+          <w:b w:val="0"/>
+          <w:color w:val="2B2B2B"/>
+          <w:sz w:val="22"/>
+        </w:rPr>
+        <w:t xml:space="preserve"> y lo que el </w:t>
+      </w:r>
+      <w:r>
+        <w:rPr>
+          <w:rFonts w:ascii="Calibri" w:hAnsi="Calibri"/>
+          <w:b/>
+          <w:color w:val="2B2B2B"/>
+          <w:sz w:val="22"/>
+        </w:rPr>
+        <w:t>mazo</w:t>
+      </w:r>
+      <w:r>
+        <w:rPr>
+          <w:rFonts w:ascii="Calibri" w:hAnsi="Calibri"/>
+          <w:b w:val="0"/>
+          <w:color w:val="2B2B2B"/>
+          <w:sz w:val="22"/>
+        </w:rPr>
+        <w:t xml:space="preserve"> rotula en pantalla. En el documento, la escala existe dos veces —la ficha técnica del instrumento la declara («Escala de valoración: Likert de 5 niveles», Tabla 2, folio 34 / p. 36) y las tablas de resultados la usan— y no existe en el cuestionario: ninguna de las 15 preguntas de los folios 35-36 (pp. 37-38) es un ítem escalado. En el mazo, las diapositivas 7 y 8 rotulan las dos tablas como «escala Likert de 1 a 5, n = 3», de modo que la afirmación se proyecta y se sostiene delante del jurado. Ese es el argumento verificable, no el de «de una sola pregunta abierta no salen cinco promedios».</w:t>
       </w:r>
     </w:p>
     <w:p>
@@ -1721,7 +2708,7 @@
           <w:color w:val="2B2B2B"/>
           <w:sz w:val="22"/>
         </w:rPr>
-        <w:t>Qué la resuelve:</w:t>
+        <w:t>Por qué:</w:t>
       </w:r>
       <w:r>
         <w:rPr>
@@ -1730,7 +2717,7 @@
           <w:color w:val="2B2B2B"/>
           <w:sz w:val="22"/>
         </w:rPr>
-        <w:t xml:space="preserve"> distinguen con claridad «impacto potencial» de «impacto medido», sostienen que el objetivo pedía lo primero, y aportan aunque sea una aplicación piloto del protocolo —dos o tres usuarios, con el puntaje de la escala— o una fecha y un responsable concretos para aplicarlo.</w:t>
+        <w:t xml:space="preserve"> es el dato más duro del trabajo y toca coherencia metodológica, no opinión: la escala está declarada en la ficha técnica y rotulada en pantalla, pero el cuestionario impreso no tiene ni un ítem que la produzca, y la Tabla 8 (p. 45) es toda la evidencia con la que la Tabla 9 (p. 47) declara resuelto el objetivo específico cuatro. El documento se desmiente treinta y cinco folios después: el 9.8, folio 78 (p. 80), dice que esa misma Tabla 8 «se trata de una medición de expectativas institucionales previas al uso, no de una evaluación del producto». Pide un artefacto localizable en su propia hoja —el ítem—, no una explicación, y la exposición no la contesta porque las diapositivas 14 y 6 se limitan a repetir la cifra y la salvedad.</w:t>
       </w:r>
     </w:p>
     <w:p>
@@ -1744,7 +2731,7 @@
           <w:color w:val="2B2B2B"/>
           <w:sz w:val="22"/>
         </w:rPr>
-        <w:t>Qué la agrava:</w:t>
+        <w:t>Qué la resuelve:</w:t>
       </w:r>
       <w:r>
         <w:rPr>
@@ -1753,10 +2740,13 @@
           <w:color w:val="2B2B2B"/>
           <w:sz w:val="22"/>
         </w:rPr>
-        <w:t xml:space="preserve"> afirmar que el objetivo está cumplido porque la Tabla 8 da 5,0 en visibilidad, contradiciendo su propia página 80. Si dicen eso, la nota de coherencia baja.</w:t>
+        <w:t xml:space="preserve"> que señalen el ítem concreto de las 15 preguntas de los folios 35-36 (pp. 37-38) que produjo el 4,7, o que muestren la matriz de codificación con la que convirtieron respuestas abiertas en escala. También resuelve decir con esas palabras que la Tabla 8 es una síntesis cualitativa propia y no el promedio de un ítem Likert, y aceptar que la fila «Evaluar» de la Tabla 9 debe reformularse.</w:t>
       </w:r>
     </w:p>
     <w:p>
+      <w:pPr>
+        <w:pStyle w:val="ListBullet"/>
+      </w:pPr>
       <w:r>
         <w:rPr>
           <w:rFonts w:ascii="Calibri" w:hAnsi="Calibri"/>
@@ -1764,7 +2754,27 @@
           <w:color w:val="2B2B2B"/>
           <w:sz w:val="22"/>
         </w:rPr>
-        <w:t>3. El espacio del empresario: la tercera promesa del objetivo general.</w:t>
+        <w:t>Qué la agrava:</w:t>
+      </w:r>
+      <w:r>
+        <w:rPr>
+          <w:rFonts w:ascii="Calibri" w:hAnsi="Calibri"/>
+          <w:b w:val="0"/>
+          <w:color w:val="2B2B2B"/>
+          <w:sz w:val="22"/>
+        </w:rPr>
+        <w:t xml:space="preserve"> apelar a que «se percibió así en las entrevistas» sin poder señalar el ítem; sostener que el objetivo cuatro está cumplido después de leerles el 9.8; llamar inferencia a un promedio con n = 3, cuando el folio 36 (p. 38) ya advierte que el propósito «es evidenciar tendencias y prioridades, no realizar inferencias estadísticas»; o atribuir la escala a la prueba de usabilidad, que sigue sin aplicar (Tabla 23, folio 80 / p. 82, columna «Valor obtenido» en blanco).</w:t>
+      </w:r>
+    </w:p>
+    <w:p>
+      <w:r>
+        <w:rPr>
+          <w:rFonts w:ascii="Calibri" w:hAnsi="Calibri"/>
+          <w:b/>
+          <w:color w:val="2B2B2B"/>
+          <w:sz w:val="22"/>
+        </w:rPr>
+        <w:t>3. El empresario: la evidencia remitida a un anexo que no existe.</w:t>
       </w:r>
     </w:p>
     <w:p>
@@ -1780,7 +2790,7 @@
           <w:color w:val="2B2B2B"/>
           <w:sz w:val="21"/>
         </w:rPr>
-        <w:t>«El objetivo general habla de fortalecer los emprendimientos productivos, y la tabla 18 registra las pruebas de los perfiles empresario, editor y administrador como "por anexar la captura". ¿Cuántos empresarios de Rivera tienen hoy una publicación creada por ellos mismos en la plataforma y qué pasó cuando pasó por el flujo de moderación de la Secretaría?»</w:t>
+        <w:t>«El folio 71 dice que las funcionalidades de empresario, editor y administrador están disponibles y que su evidencia se detalla en el capítulo siguiente. En ese capítulo, la Tabla 18, folio 75, marca las filas autenticadas como por anexar la captura, y el folio 74 remite esa evidencia a un anexo separado que no está en el documento ni en el índice. Compartan pantalla, inicien sesión como empresario y creen una publicación. Si esa evidencia no existe todavía, díganlo con esas palabras.»</w:t>
       </w:r>
     </w:p>
     <w:p>
@@ -1794,7 +2804,7 @@
           <w:color w:val="2B2B2B"/>
           <w:sz w:val="22"/>
         </w:rPr>
-        <w:t>Por qué:</w:t>
+        <w:t>Sale de:</w:t>
       </w:r>
       <w:r>
         <w:rPr>
@@ -1803,7 +2813,43 @@
           <w:color w:val="2B2B2B"/>
           <w:sz w:val="22"/>
         </w:rPr>
-        <w:t xml:space="preserve"> p. 77, Tabla 18: los cuatro perfiles autenticados quedaron sin evidencia gráfica. El registro de emprendimientos fue priorizado en 4,3/5 (Tabla 6, p. 42) y el RBAC se justifica precisamente por esa necesidad (p. 51). La diapositiva 9 presenta los cuatro perfiles como construidos, y las diapositivas 12-13 solo muestran vistas de visitante.</w:t>
+        <w:t xml:space="preserve"> del </w:t>
+      </w:r>
+      <w:r>
+        <w:rPr>
+          <w:rFonts w:ascii="Calibri" w:hAnsi="Calibri"/>
+          <w:b/>
+          <w:color w:val="2B2B2B"/>
+          <w:sz w:val="22"/>
+        </w:rPr>
+        <w:t>documento</w:t>
+      </w:r>
+      <w:r>
+        <w:rPr>
+          <w:rFonts w:ascii="Calibri" w:hAnsi="Calibri"/>
+          <w:b w:val="0"/>
+          <w:color w:val="2B2B2B"/>
+          <w:sz w:val="22"/>
+        </w:rPr>
+        <w:t xml:space="preserve"> por remisión rota —folio 71 → capítulo siguiente → Tabla 18 «por anexar la captura» → anexo inexistente— y de las </w:t>
+      </w:r>
+      <w:r>
+        <w:rPr>
+          <w:rFonts w:ascii="Calibri" w:hAnsi="Calibri"/>
+          <w:b/>
+          <w:color w:val="2B2B2B"/>
+          <w:sz w:val="22"/>
+        </w:rPr>
+        <w:t>diapositivas por omisión</w:t>
+      </w:r>
+      <w:r>
+        <w:rPr>
+          <w:rFonts w:ascii="Calibri" w:hAnsi="Calibri"/>
+          <w:b w:val="0"/>
+          <w:color w:val="2B2B2B"/>
+          <w:sz w:val="22"/>
+        </w:rPr>
+        <w:t>: la 9 declara cuatro perfiles de acceso con contraseñas cifradas, y las 12 y 13 solo proyectan pantallas de visitante. Ninguna de las 16 muestra una sesión iniciada. Si aparece una en sala, la pregunta queda contestada sola y el tiempo se pasa a la reserva 7.</w:t>
       </w:r>
     </w:p>
     <w:p>
@@ -1817,7 +2863,7 @@
           <w:color w:val="2B2B2B"/>
           <w:sz w:val="22"/>
         </w:rPr>
-        <w:t>Qué la resuelve:</w:t>
+        <w:t>Por qué:</w:t>
       </w:r>
       <w:r>
         <w:rPr>
@@ -1826,7 +2872,7 @@
           <w:color w:val="2B2B2B"/>
           <w:sz w:val="22"/>
         </w:rPr>
-        <w:t xml:space="preserve"> entran con una sesión de empresario, crean o muestran una publicación propia y la aprueban desde el perfil editor; o responden con honestidad «el flujo existe y está probado técnicamente, pero ningún empresario real lo ha usado todavía», lo cual es una respuesta perfectamente defensible a nivel de especialización.</w:t>
+        <w:t xml:space="preserve"> toca el alcance declarado en el folio 21 (§5.1 del documento, p. 23) —«un espacio digital que permita a los empresarios y productores locales registrar y gestionar la información de sus negocios»— y es una remisión rota verificada por tres vías: el folio 71 (p. 73) manda al capítulo siguiente, el folio 74 (p. 76) manda a un anexo («cuya evidencia gráfica se anexa por separado»), y el anexo no existe (cero ocurrencias de «anexo» en las 86 páginas; la tabla de contenido cierra en «Referencias bibliográficas», folio 84, y ahí termina el PDF). Encima el folio 82 (p. 84) contradice al folio 71: declara «pendientes de evidencia gráfica» exactamente lo que el 71 daba por disponible. La exposición no la cubre: las diapositivas 12-13 solo muestran vistas de visitante, ninguna sesión autenticada, aunque la 9 afirme cuatro perfiles de acceso.</w:t>
       </w:r>
     </w:p>
     <w:p>
@@ -1840,6 +2886,29 @@
           <w:color w:val="2B2B2B"/>
           <w:sz w:val="22"/>
         </w:rPr>
+        <w:t>Qué la resuelve:</w:t>
+      </w:r>
+      <w:r>
+        <w:rPr>
+          <w:rFonts w:ascii="Calibri" w:hAnsi="Calibri"/>
+          <w:b w:val="0"/>
+          <w:color w:val="2B2B2B"/>
+          <w:sz w:val="22"/>
+        </w:rPr>
+        <w:t xml:space="preserve"> una sesión real de empresario en producción que cree o edite una publicación y la deje en estado pendiente de moderación, coherente con el flujo del folio 49 (p. 51); o entregar hoy mismo el anexo de capturas anunciado en el folio 74, explicando por qué no llegó a la carpeta. También resuelve decir que el rol existe en la base y en el RBAC pero que la interfaz autenticada aún no tiene evidencia, y que la frase del folio 71 se corrige por la del folio 82.</w:t>
+      </w:r>
+    </w:p>
+    <w:p>
+      <w:pPr>
+        <w:pStyle w:val="ListBullet"/>
+      </w:pPr>
+      <w:r>
+        <w:rPr>
+          <w:rFonts w:ascii="Calibri" w:hAnsi="Calibri"/>
+          <w:b/>
+          <w:color w:val="2B2B2B"/>
+          <w:sz w:val="22"/>
+        </w:rPr>
         <w:t>Qué la agrava:</w:t>
       </w:r>
       <w:r>
@@ -1849,7 +2918,7 @@
           <w:color w:val="2B2B2B"/>
           <w:sz w:val="22"/>
         </w:rPr>
-        <w:t xml:space="preserve"> describir el flujo solo con el diagrama de la Figura 7 sin poder abrir una sesión, o afirmar que hay empresarios usándolo sin poder decir cuántos.</w:t>
+        <w:t xml:space="preserve"> afirmar que las capturas están en un anexo y no poder mostrarlo ni decir dónde está; responder con el diagrama entidad-relación o con la tabla de roles como si fueran evidencia de funcionamiento —el propio documento comete ese error: la Tabla 20 (p. 79) da como evidencia del «flujo de aprobación» la Figura 7, que es un fragmento entidad-relación—; mostrar solo que la ruta del panel administrativo responde, sin sesión; o que el registro de emprendimientos, priorizado en 4,3 en la Tabla 6, folio 40 (p. 42), resulte no implementado en el prototipo público.</w:t>
       </w:r>
     </w:p>
     <w:p>
@@ -1863,7 +2932,190 @@
           <w:color w:val="007433"/>
           <w:sz w:val="32"/>
         </w:rPr>
+        <w:t>Lo que se leyó en la sala el 18/08 — para cotejar con la hoja escrita a mano</w:t>
+      </w:r>
+    </w:p>
+    <w:p>
+      <w:pPr>
+        <w:pStyle w:val="ListNumber"/>
+      </w:pPr>
+      <w:r>
+        <w:rPr>
+          <w:rFonts w:ascii="Calibri" w:hAnsi="Calibri"/>
+          <w:b w:val="0"/>
+          <w:color w:val="2B2B2B"/>
+          <w:sz w:val="22"/>
+        </w:rPr>
+        <w:t>«El documento dice, al cerrar el apartado 8.6 —folio 68, página 70 del PDF—, que el módulo de chat se contempla como la siguiente fase de desarrollo, y al cerrar el 8.7 —folio 71, página 73 del PDF— que ya opera sobre el entorno productivo. ¿Cuál de las dos es el estado a hoy? Y si está operando, hágale en vivo una pregunta que esté fuera de alcance, para ver la respuesta que ustedes describen en el folio 69.»</w:t>
+      </w:r>
+    </w:p>
+    <w:p>
+      <w:pPr>
+        <w:pStyle w:val="ListNumber"/>
+      </w:pPr>
+      <w:r>
+        <w:rPr>
+          <w:rFonts w:ascii="Calibri" w:hAnsi="Calibri"/>
+          <w:b w:val="0"/>
+          <w:color w:val="2B2B2B"/>
+          <w:sz w:val="22"/>
+        </w:rPr>
+        <w:t>«El objetivo 4 es evaluar el impacto potencial. Ustedes diseñaron el protocolo de usabilidad de las tablas 21 a 23, pero la columna "Valor obtenido" de la tabla 23 está vacía. ¿Consideran el objetivo cumplido con el diseño del instrumento, y qué impidió aplicarlo si el prototipo estaba en producción desde julio?»</w:t>
+      </w:r>
+    </w:p>
+    <w:p>
+      <w:pPr>
+        <w:pStyle w:val="ListNumber"/>
+      </w:pPr>
+      <w:r>
+        <w:rPr>
+          <w:rFonts w:ascii="Calibri" w:hAnsi="Calibri"/>
+          <w:b w:val="0"/>
+          <w:color w:val="2B2B2B"/>
+          <w:sz w:val="22"/>
+        </w:rPr>
+        <w:t>«El objetivo general habla de fortalecer los emprendimientos productivos, y la tabla 18 registra las pruebas de los perfiles empresario, editor y administrador como "por anexar la captura". ¿Cuántos empresarios de Rivera tienen hoy una publicación creada por ellos mismos en la plataforma y qué pasó cuando pasó por el flujo de moderación de la Secretaría?»</w:t>
+      </w:r>
+    </w:p>
+    <w:p>
+      <w:pPr>
+        <w:spacing w:before="200" w:after="60"/>
+      </w:pPr>
+      <w:r>
+        <w:rPr>
+          <w:rFonts w:ascii="Calibri" w:hAnsi="Calibri"/>
+          <w:b/>
+          <w:color w:val="007433"/>
+          <w:sz w:val="32"/>
+        </w:rPr>
         <w:t>Banco de reserva</w:t>
+      </w:r>
+    </w:p>
+    <w:p>
+      <w:r>
+        <w:rPr>
+          <w:rFonts w:ascii="Calibri" w:hAnsi="Calibri"/>
+          <w:b w:val="0"/>
+          <w:color w:val="2B2B2B"/>
+          <w:sz w:val="22"/>
+        </w:rPr>
+        <w:t>Los números no se cambian: la §7 y la hoja de respuestas citan estas reservas por número (</w:t>
+      </w:r>
+      <w:r>
+        <w:rPr>
+          <w:rFonts w:ascii="Consolas" w:hAnsi="Consolas"/>
+          <w:color w:val="111111"/>
+          <w:sz w:val="21"/>
+        </w:rPr>
+        <w:t>R4</w:t>
+      </w:r>
+      <w:r>
+        <w:rPr>
+          <w:rFonts w:ascii="Calibri" w:hAnsi="Calibri"/>
+          <w:b w:val="0"/>
+          <w:color w:val="2B2B2B"/>
+          <w:sz w:val="22"/>
+        </w:rPr>
+        <w:t xml:space="preserve">, </w:t>
+      </w:r>
+      <w:r>
+        <w:rPr>
+          <w:rFonts w:ascii="Consolas" w:hAnsi="Consolas"/>
+          <w:color w:val="111111"/>
+          <w:sz w:val="21"/>
+        </w:rPr>
+        <w:t>R5</w:t>
+      </w:r>
+      <w:r>
+        <w:rPr>
+          <w:rFonts w:ascii="Calibri" w:hAnsi="Calibri"/>
+          <w:b w:val="0"/>
+          <w:color w:val="2B2B2B"/>
+          <w:sz w:val="22"/>
+        </w:rPr>
+        <w:t xml:space="preserve">, </w:t>
+      </w:r>
+      <w:r>
+        <w:rPr>
+          <w:rFonts w:ascii="Consolas" w:hAnsi="Consolas"/>
+          <w:color w:val="111111"/>
+          <w:sz w:val="21"/>
+        </w:rPr>
+        <w:t>R7</w:t>
+      </w:r>
+      <w:r>
+        <w:rPr>
+          <w:rFonts w:ascii="Calibri" w:hAnsi="Calibri"/>
+          <w:b w:val="0"/>
+          <w:color w:val="2B2B2B"/>
+          <w:sz w:val="22"/>
+        </w:rPr>
+        <w:t xml:space="preserve">, </w:t>
+      </w:r>
+      <w:r>
+        <w:rPr>
+          <w:rFonts w:ascii="Consolas" w:hAnsi="Consolas"/>
+          <w:color w:val="111111"/>
+          <w:sz w:val="21"/>
+        </w:rPr>
+        <w:t>R8</w:t>
+      </w:r>
+      <w:r>
+        <w:rPr>
+          <w:rFonts w:ascii="Calibri" w:hAnsi="Calibri"/>
+          <w:b w:val="0"/>
+          <w:color w:val="2B2B2B"/>
+          <w:sz w:val="22"/>
+        </w:rPr>
+        <w:t xml:space="preserve">, </w:t>
+      </w:r>
+      <w:r>
+        <w:rPr>
+          <w:rFonts w:ascii="Consolas" w:hAnsi="Consolas"/>
+          <w:color w:val="111111"/>
+          <w:sz w:val="21"/>
+        </w:rPr>
+        <w:t>R9</w:t>
+      </w:r>
+      <w:r>
+        <w:rPr>
+          <w:rFonts w:ascii="Calibri" w:hAnsi="Calibri"/>
+          <w:b w:val="0"/>
+          <w:color w:val="2B2B2B"/>
+          <w:sz w:val="22"/>
+        </w:rPr>
+        <w:t xml:space="preserve">, </w:t>
+      </w:r>
+      <w:r>
+        <w:rPr>
+          <w:rFonts w:ascii="Consolas" w:hAnsi="Consolas"/>
+          <w:color w:val="111111"/>
+          <w:sz w:val="21"/>
+        </w:rPr>
+        <w:t>R12</w:t>
+      </w:r>
+      <w:r>
+        <w:rPr>
+          <w:rFonts w:ascii="Calibri" w:hAnsi="Calibri"/>
+          <w:b w:val="0"/>
+          <w:color w:val="2B2B2B"/>
+          <w:sz w:val="22"/>
+        </w:rPr>
+        <w:t>).</w:t>
+      </w:r>
+    </w:p>
+    <w:p>
+      <w:pPr>
+        <w:spacing w:before="140" w:after="60"/>
+      </w:pPr>
+      <w:r>
+        <w:rPr>
+          <w:rFonts w:ascii="Calibri" w:hAnsi="Calibri"/>
+          <w:b/>
+          <w:color w:val="0C2340"/>
+          <w:sz w:val="27"/>
+        </w:rPr>
+        <w:t>Del documento</w:t>
       </w:r>
     </w:p>
     <w:p>
@@ -1877,7 +3129,7 @@
           <w:color w:val="2B2B2B"/>
           <w:sz w:val="22"/>
         </w:rPr>
-        <w:t>Contenido real cargado.</w:t>
+        <w:t>4. El 26 % con tres entrevistados.</w:t>
       </w:r>
       <w:r>
         <w:rPr>
@@ -1886,7 +3138,7 @@
           <w:color w:val="2B2B2B"/>
           <w:sz w:val="22"/>
         </w:rPr>
-        <w:t xml:space="preserve"> «La página de inicio anuncia más de 50 lugares, 20 restaurantes, 15 hoteles y 30 experiencias tomados de las tablas Categories y Publications (p. 65). ¿Cuántos registros hay hoy en producción y de dónde salieron: del inventario de la Alcaldía o de datos de prueba?»</w:t>
+        <w:t xml:space="preserve"> «Su Tabla 7, folio 42 (p. 44), estima la demanda del chat en 26, 20, 18, 16, 12 y 8 por ciento, mientras la Tabla 4, folio 37 (p. 39), trabaja con 100, 67, 33 y 0. ¿Cómo se obtiene un 26 por ciento con tres entrevistados? Si es una estimación del equipo y no un dato del instrumento, díganlo con esas palabras.»</w:t>
       </w:r>
     </w:p>
     <w:p>
@@ -1900,7 +3152,7 @@
           <w:color w:val="2B2B2B"/>
           <w:sz w:val="22"/>
         </w:rPr>
-        <w:t>Sostenibilidad del asistente.</w:t>
+        <w:t>5. El 5,0 del catálogo sin pregunta que lo produzca.</w:t>
       </w:r>
       <w:r>
         <w:rPr>
@@ -1909,7 +3161,7 @@
           <w:color w:val="2B2B2B"/>
           <w:sz w:val="22"/>
         </w:rPr>
-        <w:t xml:space="preserve"> «La tabla 10 (p. 49) dice "modelo de lenguaje consumido mediante API" sin nombrarlo. ¿Qué modelo es, cuánto cuesta el consumo mensual estimado y a nombre de quién queda la credencial cuando ustedes se gradúen?»</w:t>
+        <w:t xml:space="preserve"> «La Tabla 6, folio 40 (p. 42), promedia ocho funcionalidades y le da 5,0 al catálogo turístico, pero las 15 preguntas transcritas en los folios 35 y 36 (pp. 37-38) no incluyen ninguna sobre el catálogo, ni sobre la consulta multiplataforma, ni sobre el panel administrativo. Léanme la pregunta del instrumento que produjo ese 5,0.»</w:t>
       </w:r>
     </w:p>
     <w:p>
@@ -1923,7 +3175,7 @@
           <w:color w:val="2B2B2B"/>
           <w:sz w:val="22"/>
         </w:rPr>
-        <w:t>Alcance vs. resultado.</w:t>
+        <w:t>6. Tres frases incompatibles sobre el entorno productivo.</w:t>
       </w:r>
       <w:r>
         <w:rPr>
@@ -1932,7 +3184,7 @@
           <w:color w:val="2B2B2B"/>
           <w:sz w:val="22"/>
         </w:rPr>
-        <w:t xml:space="preserve"> «La página 23 dice que el proyecto no contempla la implementación en un entorno productivo y la 74 informa un despliegue con dominio propio. ¿Por qué no se actualizó la sección de alcances?» — pregunta de coherencia del documento; usar solo si sobra tiempo o si el grupo se muestra muy sólido en todo lo demás.</w:t>
+        <w:t xml:space="preserve"> «El folio 21 (p. 23) dice que el proyecto no contempla, en esta etapa, la implementación completa de la plataforma en un entorno productivo; el folio 72 (p. 74) afirma que está desplegado y accesible de forma pública con certificado seguro; y las Recomendaciones, folio 83 (p. 85), piden continuar con el desarrollo e implementación de la plataforma en un entorno productivo. ¿Cuál de las tres frases queda?» — ojo: el documento no da fecha de despliegue; lo único que consta es que en julio de 2026 ya había entorno productivo medible (folio 72). No pedir la fecha como si constara.</w:t>
       </w:r>
     </w:p>
     <w:p>
@@ -1946,7 +3198,7 @@
           <w:color w:val="2B2B2B"/>
           <w:sz w:val="22"/>
         </w:rPr>
-        <w:t>Del anteproyecto al producto.</w:t>
+        <w:t>7. Cuántas publicaciones hay de verdad.</w:t>
       </w:r>
       <w:r>
         <w:rPr>
@@ -1955,7 +3207,7 @@
           <w:color w:val="2B2B2B"/>
           <w:sz w:val="22"/>
         </w:rPr>
-        <w:t xml:space="preserve"> «El objetivo que la Dirección tiene registrado habla de una aplicación web y una aplicación móvil; el documento entrega una PWA. ¿Por qué la PWA sustituye a la app nativa y qué se pierde con esa decisión?» — buena oportunidad para que luzcan criterio técnico.</w:t>
+        <w:t xml:space="preserve"> «El folio 63 (p. 65) anuncia contadores dinámicos con más de 50 lugares, 20 restaurantes, 15 hoteles y 30 experiencias tomados de Categories y Publications, pero la única cifra probada en el capítulo de pruebas es trece categorías activas (Tabla 17, folio 74 / p. 76). Muéstrenme en producción cuántas publicaciones hay hoy y díganme si provienen del inventario de la Alcaldía o de datos de ejemplo.»</w:t>
       </w:r>
     </w:p>
     <w:p>
@@ -1969,7 +3221,7 @@
           <w:color w:val="2B2B2B"/>
           <w:sz w:val="22"/>
         </w:rPr>
-        <w:t>Continuidad institucional.</w:t>
+        <w:t>8. Cuántos roles, dirigida al integrante que no ha hablado.</w:t>
       </w:r>
       <w:r>
         <w:rPr>
@@ -1978,7 +3230,7 @@
           <w:color w:val="2B2B2B"/>
           <w:sz w:val="22"/>
         </w:rPr>
-        <w:t xml:space="preserve"> «¿Existe algún acto administrativo, convenio o compromiso de la Alcaldía para adoptar la plataforma, o el municipio es hasta ahora un caso de estudio?»</w:t>
+        <w:t xml:space="preserve"> «El folio 47 (p. 49) dice que el control de acceso por roles diferencia cuatro perfiles —turista, empresario, editor y administrador—, y el folio 60 (p. 62) habla de los tres perfiles identificados en el levantamiento. ¿Cuántos roles tiene el sistema hoy y qué puede hacer cada uno?»</w:t>
       </w:r>
     </w:p>
     <w:p>
@@ -1992,7 +3244,7 @@
           <w:color w:val="2B2B2B"/>
           <w:sz w:val="22"/>
         </w:rPr>
-        <w:t>Titularidad de los datos.</w:t>
+        <w:t>9. Quién paga el asistente.</w:t>
       </w:r>
       <w:r>
         <w:rPr>
@@ -2001,7 +3253,113 @@
           <w:color w:val="2B2B2B"/>
           <w:sz w:val="22"/>
         </w:rPr>
-        <w:t xml:space="preserve"> «Los comentarios y las cuentas de turistas implican datos personales y el AuditLog registra IP (p. 50). ¿Contemplaron política de tratamiento de datos y quién es el responsable?»</w:t>
+        <w:t xml:space="preserve"> «La Tabla 10, folios 46 y 47 (pp. 48-49), describe la capa de inteligencia como un modelo de lenguaje consumido mediante interfaz de programación, sin proveedor, sin versión y sin costo. Díganme el proveedor, el nombre del modelo y cuánto cuesta al mes sostener el chat en producción para el municipio.»</w:t>
+      </w:r>
+    </w:p>
+    <w:p>
+      <w:pPr>
+        <w:pStyle w:val="ListBullet"/>
+      </w:pPr>
+      <w:r>
+        <w:rPr>
+          <w:rFonts w:ascii="Calibri" w:hAnsi="Calibri"/>
+          <w:b/>
+          <w:color w:val="2B2B2B"/>
+          <w:sz w:val="22"/>
+        </w:rPr>
+        <w:t>10. Quién aplica la prueba de usabilidad.</w:t>
+      </w:r>
+      <w:r>
+        <w:rPr>
+          <w:rFonts w:ascii="Calibri" w:hAnsi="Calibri"/>
+          <w:b w:val="0"/>
+          <w:color w:val="2B2B2B"/>
+          <w:sz w:val="22"/>
+        </w:rPr>
+        <w:t xml:space="preserve"> «La Tabla 23, folio 80 (p. 82), tiene la columna Valor obtenido en blanco en sus nueve filas, y pide como referencia doce turistas o más y seis empresarios o más, cuando el estudio tuvo tres informantes institucionales. ¿Quién aplica esa prueba y en qué fecha?»</w:t>
+      </w:r>
+    </w:p>
+    <w:p>
+      <w:pPr>
+        <w:pStyle w:val="ListBullet"/>
+      </w:pPr>
+      <w:r>
+        <w:rPr>
+          <w:rFonts w:ascii="Calibri" w:hAnsi="Calibri"/>
+          <w:b/>
+          <w:color w:val="2B2B2B"/>
+          <w:sz w:val="22"/>
+        </w:rPr>
+        <w:t>11. La fuente que sustenta escoger PWA.</w:t>
+      </w:r>
+      <w:r>
+        <w:rPr>
+          <w:rFonts w:ascii="Calibri" w:hAnsi="Calibri"/>
+          <w:b w:val="0"/>
+          <w:color w:val="2B2B2B"/>
+          <w:sz w:val="22"/>
+        </w:rPr>
+        <w:t xml:space="preserve"> «Sus diez referencias, folio 84 (p. 86), no traen ninguna posterior a 2021 y ninguna sobre aplicaciones web progresivas. Nómbrenme la fuente, con autor y año, que sustentó escoger una PWA en lugar de una aplicación nativa; y aclárenme si la cita Pressman 2014 del folio 29 (p. 31) corresponde a Pressman y Maxim 2020 de la lista.»</w:t>
+      </w:r>
+    </w:p>
+    <w:p>
+      <w:pPr>
+        <w:spacing w:before="140" w:after="60"/>
+      </w:pPr>
+      <w:r>
+        <w:rPr>
+          <w:rFonts w:ascii="Calibri" w:hAnsi="Calibri"/>
+          <w:b/>
+          <w:color w:val="0C2340"/>
+          <w:sz w:val="27"/>
+        </w:rPr>
+        <w:t>De las diapositivas</w:t>
+      </w:r>
+    </w:p>
+    <w:p>
+      <w:pPr>
+        <w:pStyle w:val="ListBullet"/>
+      </w:pPr>
+      <w:r>
+        <w:rPr>
+          <w:rFonts w:ascii="Calibri" w:hAnsi="Calibri"/>
+          <w:b/>
+          <w:color w:val="2B2B2B"/>
+          <w:sz w:val="22"/>
+        </w:rPr>
+        <w:t>12. La agenda: terminada en la diapositiva, en revisión en la tabla.</w:t>
+      </w:r>
+      <w:r>
+        <w:rPr>
+          <w:rFonts w:ascii="Calibri" w:hAnsi="Calibri"/>
+          <w:b w:val="0"/>
+          <w:color w:val="2B2B2B"/>
+          <w:sz w:val="22"/>
+        </w:rPr>
+        <w:t xml:space="preserve"> «La diapositiva 13 presenta la agenda cultural como funcionalidad terminada, con fecha, lugar y organizador de cada evento, y la Tabla 17, folio 74 (p. 76), deja la consulta de la agenda en revisión, con la nota de que requiere nueva verificación sobre el servicio. Abran la agenda en producción y muéstrennos un evento con su fecha.»</w:t>
+      </w:r>
+    </w:p>
+    <w:p>
+      <w:pPr>
+        <w:pStyle w:val="ListBullet"/>
+      </w:pPr>
+      <w:r>
+        <w:rPr>
+          <w:rFonts w:ascii="Calibri" w:hAnsi="Calibri"/>
+          <w:b/>
+          <w:color w:val="2B2B2B"/>
+          <w:sz w:val="22"/>
+        </w:rPr>
+        <w:t>13. «Responde solo con lo aprobado»: qué pasa cuando no hay nada aprobado.</w:t>
+      </w:r>
+      <w:r>
+        <w:rPr>
+          <w:rFonts w:ascii="Calibri" w:hAnsi="Calibri"/>
+          <w:b w:val="0"/>
+          <w:color w:val="2B2B2B"/>
+          <w:sz w:val="22"/>
+        </w:rPr>
+        <w:t xml:space="preserve"> «Su diapositiva 13 dice que el asistente identifica la intención, consulta la base de datos y responde solo con lo aprobado. Pregúntenle por un municipio vecino, o por un atractivo que no esté publicado, y muéstrennos qué contesta.» — es la conducta que el documento describe en el folio 69 (p. 71) y que la Tabla 17 no probó; sirve además para distinguir un asistente conectado a la base de una respuesta fija. Solo si en la pregunta 1 el chat sí se ejecutó.</w:t>
       </w:r>
     </w:p>
     <w:p>
@@ -2015,7 +3373,7 @@
           <w:color w:val="007433"/>
           <w:sz w:val="32"/>
         </w:rPr>
-        <w:t>6. PREGUNTAS DESPUÉS — condicionales, para marcar en caliente</w:t>
+        <w:t>7. PREGUNTAS DESPUÉS — condicionales, para marcar en caliente</w:t>
       </w:r>
     </w:p>
     <w:p>
@@ -2038,7 +3396,7 @@
           <w:color w:val="2B2B2B"/>
           <w:sz w:val="22"/>
         </w:rPr>
-        <w:t xml:space="preserve"> no gastar la pregunta 1: pasar a preguntar de dónde salió esa respuesta concreta (qué intención de la Tabla 15 se activó) y qué hace ante una pregunta ambigua. Sube dominio si lo explican con la Figura 18 en la cabeza.</w:t>
+        <w:t xml:space="preserve"> la pregunta 1 ya está medio contestada: no repetir el pedido de demo, sino preguntar de dónde salió esa respuesta concreta (qué intención de la Tabla 15 se activó, qué entidad consultó) y por qué el capítulo 9 no tiene ninguna fila de prueba del chat. Sube dominio si lo explican con la Figura 18 en la cabeza.</w:t>
       </w:r>
     </w:p>
     <w:p>
@@ -2061,7 +3419,7 @@
           <w:color w:val="2B2B2B"/>
           <w:sz w:val="22"/>
         </w:rPr>
-        <w:t xml:space="preserve"> la pregunta 1 completa, sin rodeos, y pedir la demostración en vivo sobre riveraturismohuila.com.</w:t>
+        <w:t xml:space="preserve"> la pregunta 1 completa, sin rodeos: compartir pantalla y hacer la tarea 1 de la Tabla 21 (folio 79) en riveraturismohuila.com.</w:t>
       </w:r>
     </w:p>
     <w:p>
@@ -2084,7 +3442,7 @@
           <w:color w:val="2B2B2B"/>
           <w:sz w:val="22"/>
         </w:rPr>
-        <w:t xml:space="preserve"> «Están invitando a probarlo desde el teléfono en la diapositiva 16. ¿Podemos abrirlo ahora y hacer la tarea 1 del guion de la tabla 21: localizar las termales y decir a qué hora abren hoy?» Es su propio protocolo; es justo pedirlo.</w:t>
+        <w:t xml:space="preserve"> la pregunta 1 tal cual, precedida de su propia invitación: «Están invitando a probarlo desde el teléfono en la diapositiva 16.» Es su protocolo, en su prototipo público; es justo pedirlo.</w:t>
       </w:r>
     </w:p>
     <w:p>
@@ -2107,7 +3465,25 @@
           <w:color w:val="2B2B2B"/>
           <w:sz w:val="22"/>
         </w:rPr>
-        <w:t xml:space="preserve"> exigir los números de la Tabla 23: cuántos turistas, cuántos empresarios, tasa de tareas completadas y puntaje de la escala. Si no hay cifras, la afirmación no se sostiene.</w:t>
+        <w:t xml:space="preserve"> exigir los números de la Tabla 23: cuántos turistas, cuántos empresarios, tasa de tareas completadas y puntaje de la escala. Si no hay cifras, la afirmación no se sostiene. Y con más razón la pregunta 2: la Tabla 8 no puede ser el resultado de esa prueba, porque el 9.8 (p. 80) la sitúa </w:t>
+      </w:r>
+      <w:r>
+        <w:rPr>
+          <w:rFonts w:ascii="Calibri" w:hAnsi="Calibri"/>
+          <w:b/>
+          <w:color w:val="2B2B2B"/>
+          <w:sz w:val="22"/>
+        </w:rPr>
+        <w:t>antes</w:t>
+      </w:r>
+      <w:r>
+        <w:rPr>
+          <w:rFonts w:ascii="Calibri" w:hAnsi="Calibri"/>
+          <w:b w:val="0"/>
+          <w:color w:val="2B2B2B"/>
+          <w:sz w:val="22"/>
+        </w:rPr>
+        <w:t xml:space="preserve"> del uso.</w:t>
       </w:r>
     </w:p>
     <w:p>
@@ -2259,7 +3635,7 @@
           <w:color w:val="007433"/>
           <w:sz w:val="32"/>
         </w:rPr>
-        <w:t>7. Umbrales de nota (escala 0,1–5,0, cuatro criterios del jurado)</w:t>
+        <w:t>8. Umbrales de nota (escala 0,1–5,0, cuatro criterios del jurado)</w:t>
       </w:r>
     </w:p>
     <w:p>
@@ -2491,7 +3867,789 @@
           <w:color w:val="007433"/>
           <w:sz w:val="32"/>
         </w:rPr>
-        <w:t>8. Observaciones administrativas (no académicas)</w:t>
+        <w:t>8.1 Formulario oficial del jurado — 5 criterios en escala 1–5</w:t>
+      </w:r>
+    </w:p>
+    <w:p>
+      <w:pPr>
+        <w:ind w:left="432"/>
+        <w:shd w:val="clear" w:fill="E8F5EC"/>
+      </w:pPr>
+      <w:r>
+        <w:rPr>
+          <w:rFonts w:ascii="Calibri" w:hAnsi="Calibri"/>
+          <w:b/>
+          <w:i/>
+          <w:color w:val="2B2B2B"/>
+          <w:sz w:val="21"/>
+        </w:rPr>
+        <w:t>Instrumento distinto de los cuatro criterios de arriba.</w:t>
+      </w:r>
+      <w:r>
+        <w:rPr>
+          <w:rFonts w:ascii="Calibri" w:hAnsi="Calibri"/>
+          <w:b w:val="0"/>
+          <w:i/>
+          <w:color w:val="2B2B2B"/>
+          <w:sz w:val="21"/>
+        </w:rPr>
+        <w:t xml:space="preserve"> Son las cinco preguntas del formulario que la Dirección le pide al jurado, cada una con opciones </w:t>
+      </w:r>
+      <w:r>
+        <w:rPr>
+          <w:rFonts w:ascii="Calibri" w:hAnsi="Calibri"/>
+          <w:b/>
+          <w:i/>
+          <w:color w:val="2B2B2B"/>
+          <w:sz w:val="21"/>
+        </w:rPr>
+        <w:t>1 2 3 4 5</w:t>
+      </w:r>
+      <w:r>
+        <w:rPr>
+          <w:rFonts w:ascii="Calibri" w:hAnsi="Calibri"/>
+          <w:b w:val="0"/>
+          <w:i/>
+          <w:color w:val="2B2B2B"/>
+          <w:sz w:val="21"/>
+        </w:rPr>
+        <w:t xml:space="preserve">. </w:t>
+      </w:r>
+      <w:r>
+        <w:rPr>
+          <w:rFonts w:ascii="Calibri" w:hAnsi="Calibri"/>
+          <w:b/>
+          <w:i/>
+          <w:color w:val="2B2B2B"/>
+          <w:sz w:val="21"/>
+        </w:rPr>
+        <w:t>Ninguna califica la sustentación oral:</w:t>
+      </w:r>
+      <w:r>
+        <w:rPr>
+          <w:rFonts w:ascii="Calibri" w:hAnsi="Calibri"/>
+          <w:b w:val="0"/>
+          <w:i/>
+          <w:color w:val="2B2B2B"/>
+          <w:sz w:val="21"/>
+        </w:rPr>
+        <w:t xml:space="preserve"> las cinco se responden con el documento, así que van precargadas con la página que las sostiene y en sala solo se confirman.</w:t>
+      </w:r>
+    </w:p>
+    <w:p>
+      <w:pPr>
+        <w:ind w:left="432"/>
+        <w:shd w:val="clear" w:fill="E8F5EC"/>
+      </w:pPr>
+    </w:p>
+    <w:p>
+      <w:pPr>
+        <w:ind w:left="432"/>
+        <w:shd w:val="clear" w:fill="E8F5EC"/>
+      </w:pPr>
+      <w:r>
+        <w:rPr>
+          <w:rFonts w:ascii="Calibri" w:hAnsi="Calibri"/>
+          <w:b w:val="0"/>
+          <w:i/>
+          <w:color w:val="2B2B2B"/>
+          <w:sz w:val="21"/>
+        </w:rPr>
+        <w:t xml:space="preserve">Lectura de la escala, fijada de antemano: </w:t>
+      </w:r>
+      <w:r>
+        <w:rPr>
+          <w:rFonts w:ascii="Calibri" w:hAnsi="Calibri"/>
+          <w:b/>
+          <w:i/>
+          <w:color w:val="2B2B2B"/>
+          <w:sz w:val="21"/>
+        </w:rPr>
+        <w:t>5</w:t>
+      </w:r>
+      <w:r>
+        <w:rPr>
+          <w:rFonts w:ascii="Calibri" w:hAnsi="Calibri"/>
+          <w:b w:val="0"/>
+          <w:i/>
+          <w:color w:val="2B2B2B"/>
+          <w:sz w:val="21"/>
+        </w:rPr>
+        <w:t xml:space="preserve"> sobresaliente, sin reparos de fondo · </w:t>
+      </w:r>
+      <w:r>
+        <w:rPr>
+          <w:rFonts w:ascii="Calibri" w:hAnsi="Calibri"/>
+          <w:b/>
+          <w:i/>
+          <w:color w:val="2B2B2B"/>
+          <w:sz w:val="21"/>
+        </w:rPr>
+        <w:t>4</w:t>
+      </w:r>
+      <w:r>
+        <w:rPr>
+          <w:rFonts w:ascii="Calibri" w:hAnsi="Calibri"/>
+          <w:b w:val="0"/>
+          <w:i/>
+          <w:color w:val="2B2B2B"/>
+          <w:sz w:val="21"/>
+        </w:rPr>
+        <w:t xml:space="preserve"> sólido, con reparos menores y declarados · </w:t>
+      </w:r>
+      <w:r>
+        <w:rPr>
+          <w:rFonts w:ascii="Calibri" w:hAnsi="Calibri"/>
+          <w:b/>
+          <w:i/>
+          <w:color w:val="2B2B2B"/>
+          <w:sz w:val="21"/>
+        </w:rPr>
+        <w:t>3</w:t>
+      </w:r>
+      <w:r>
+        <w:rPr>
+          <w:rFonts w:ascii="Calibri" w:hAnsi="Calibri"/>
+          <w:b w:val="0"/>
+          <w:i/>
+          <w:color w:val="2B2B2B"/>
+          <w:sz w:val="21"/>
+        </w:rPr>
+        <w:t xml:space="preserve"> aceptable, con un reparo de fondo que el documento no resuelve · </w:t>
+      </w:r>
+      <w:r>
+        <w:rPr>
+          <w:rFonts w:ascii="Calibri" w:hAnsi="Calibri"/>
+          <w:b/>
+          <w:i/>
+          <w:color w:val="2B2B2B"/>
+          <w:sz w:val="21"/>
+        </w:rPr>
+        <w:t>2</w:t>
+      </w:r>
+      <w:r>
+        <w:rPr>
+          <w:rFonts w:ascii="Calibri" w:hAnsi="Calibri"/>
+          <w:b w:val="0"/>
+          <w:i/>
+          <w:color w:val="2B2B2B"/>
+          <w:sz w:val="21"/>
+        </w:rPr>
+        <w:t xml:space="preserve"> deficiente: hay material, pero se contradice o no sostiene lo que afirma · </w:t>
+      </w:r>
+      <w:r>
+        <w:rPr>
+          <w:rFonts w:ascii="Calibri" w:hAnsi="Calibri"/>
+          <w:b/>
+          <w:i/>
+          <w:color w:val="2B2B2B"/>
+          <w:sz w:val="21"/>
+        </w:rPr>
+        <w:t>1</w:t>
+      </w:r>
+      <w:r>
+        <w:rPr>
+          <w:rFonts w:ascii="Calibri" w:hAnsi="Calibri"/>
+          <w:b w:val="0"/>
+          <w:i/>
+          <w:color w:val="2B2B2B"/>
+          <w:sz w:val="21"/>
+        </w:rPr>
+        <w:t xml:space="preserve"> sin base verificable en el documento.</w:t>
+      </w:r>
+    </w:p>
+    <w:p>
+      <w:pPr>
+        <w:ind w:left="432"/>
+        <w:shd w:val="clear" w:fill="E8F5EC"/>
+      </w:pPr>
+    </w:p>
+    <w:p>
+      <w:pPr>
+        <w:ind w:left="432"/>
+        <w:shd w:val="clear" w:fill="E8F5EC"/>
+      </w:pPr>
+      <w:r>
+        <w:rPr>
+          <w:rFonts w:ascii="Calibri" w:hAnsi="Calibri"/>
+          <w:b w:val="0"/>
+          <w:i/>
+          <w:color w:val="2B2B2B"/>
+          <w:sz w:val="21"/>
+        </w:rPr>
+        <w:t xml:space="preserve">⚠️ </w:t>
+      </w:r>
+      <w:r>
+        <w:rPr>
+          <w:rFonts w:ascii="Calibri" w:hAnsi="Calibri"/>
+          <w:b/>
+          <w:i/>
+          <w:color w:val="2B2B2B"/>
+          <w:sz w:val="21"/>
+        </w:rPr>
+        <w:t>Este 1–5 no es la nota del acta.</w:t>
+      </w:r>
+      <w:r>
+        <w:rPr>
+          <w:rFonts w:ascii="Calibri" w:hAnsi="Calibri"/>
+          <w:b w:val="0"/>
+          <w:i/>
+          <w:color w:val="2B2B2B"/>
+          <w:sz w:val="21"/>
+        </w:rPr>
+        <w:t xml:space="preserve"> La nota que se reporta sale de los cuatro criterios y de los umbrales de esta §8. La casilla del formulario la marca el jurado humano; esto es una propuesta con página.</w:t>
+      </w:r>
+    </w:p>
+    <w:p>
+      <w:pPr>
+        <w:ind w:left="432"/>
+        <w:shd w:val="clear" w:fill="E8F5EC"/>
+      </w:pPr>
+      <w:r>
+        <w:rPr>
+          <w:rFonts w:ascii="Calibri" w:hAnsi="Calibri"/>
+          <w:b w:val="0"/>
+          <w:i/>
+          <w:color w:val="2B2B2B"/>
+          <w:sz w:val="21"/>
+        </w:rPr>
+        <w:t xml:space="preserve">📄 En este grupo el </w:t>
+      </w:r>
+      <w:r>
+        <w:rPr>
+          <w:rFonts w:ascii="Calibri" w:hAnsi="Calibri"/>
+          <w:b/>
+          <w:i/>
+          <w:color w:val="2B2B2B"/>
+          <w:sz w:val="21"/>
+        </w:rPr>
+        <w:t>folio impreso va dos números por debajo de la página del PDF</w:t>
+      </w:r>
+      <w:r>
+        <w:rPr>
+          <w:rFonts w:ascii="Calibri" w:hAnsi="Calibri"/>
+          <w:b w:val="0"/>
+          <w:i/>
+          <w:color w:val="2B2B2B"/>
+          <w:sz w:val="21"/>
+        </w:rPr>
+        <w:t>; las páginas de esta tabla son las del PDF, como en toda la ficha.</w:t>
+      </w:r>
+    </w:p>
+    <w:p>
+      <w:r>
+        <w:rPr>
+          <w:rFonts w:ascii="Calibri" w:hAnsi="Calibri"/>
+          <w:b/>
+          <w:color w:val="2B2B2B"/>
+          <w:sz w:val="22"/>
+        </w:rPr>
+        <w:t>1. Planteamiento de la problemática y formulación de objetivos</w:t>
+      </w:r>
+      <w:r>
+        <w:rPr>
+          <w:rFonts w:ascii="Calibri" w:hAnsi="Calibri"/>
+          <w:b w:val="0"/>
+          <w:color w:val="2B2B2B"/>
+          <w:sz w:val="22"/>
+        </w:rPr>
+        <w:t xml:space="preserve"> — propuesto </w:t>
+      </w:r>
+      <w:r>
+        <w:rPr>
+          <w:rFonts w:ascii="Calibri" w:hAnsi="Calibri"/>
+          <w:b/>
+          <w:color w:val="2B2B2B"/>
+          <w:sz w:val="22"/>
+        </w:rPr>
+        <w:t>4</w:t>
+      </w:r>
+      <w:r>
+        <w:rPr>
+          <w:rFonts w:ascii="Calibri" w:hAnsi="Calibri"/>
+          <w:b w:val="0"/>
+          <w:color w:val="2B2B2B"/>
+          <w:sz w:val="22"/>
+        </w:rPr>
+        <w:t xml:space="preserve"> / 5</w:t>
+      </w:r>
+    </w:p>
+    <w:p>
+      <w:pPr>
+        <w:ind w:left="432"/>
+        <w:shd w:val="clear" w:fill="E8F5EC"/>
+      </w:pPr>
+      <w:r>
+        <w:rPr>
+          <w:rFonts w:ascii="Calibri" w:hAnsi="Calibri"/>
+          <w:b w:val="0"/>
+          <w:i/>
+          <w:color w:val="2B2B2B"/>
+          <w:sz w:val="21"/>
+        </w:rPr>
+        <w:t>Claridad, pertinencia y delimitación del problema de investigación, así como la coherencia y precisión de los objetivos propuestos, verificando su alineación con el propósito del estudio y su viabilidad investigativa.</w:t>
+      </w:r>
+    </w:p>
+    <w:p>
+      <w:r>
+        <w:rPr>
+          <w:rFonts w:ascii="Calibri" w:hAnsi="Calibri"/>
+          <w:b w:val="0"/>
+          <w:color w:val="2B2B2B"/>
+          <w:sz w:val="22"/>
+        </w:rPr>
+        <w:t>Título, pregunta y objetivo general apuntan al mismo sitio y los 25 requerimientos en 7 categorías (p. 40) delimitan bien el alcance funcional. Baja de 5 porque el documento entregado como final todavía se llama «anteproyecto» en tres sitios (pp. 11, 15, 47) y porque el objetivo general promete «fortalecer los emprendimientos productivos», un nivel de efecto que el trabajo nunca se pone en condiciones de medir.</w:t>
+      </w:r>
+    </w:p>
+    <w:p>
+      <w:r>
+        <w:rPr>
+          <w:rFonts w:ascii="Calibri" w:hAnsi="Calibri"/>
+          <w:b/>
+          <w:color w:val="2B2B2B"/>
+          <w:sz w:val="22"/>
+        </w:rPr>
+        <w:t>2. Marco teórico y referentes conceptuales</w:t>
+      </w:r>
+      <w:r>
+        <w:rPr>
+          <w:rFonts w:ascii="Calibri" w:hAnsi="Calibri"/>
+          <w:b w:val="0"/>
+          <w:color w:val="2B2B2B"/>
+          <w:sz w:val="22"/>
+        </w:rPr>
+        <w:t xml:space="preserve"> — propuesto </w:t>
+      </w:r>
+      <w:r>
+        <w:rPr>
+          <w:rFonts w:ascii="Calibri" w:hAnsi="Calibri"/>
+          <w:b/>
+          <w:color w:val="2B2B2B"/>
+          <w:sz w:val="22"/>
+        </w:rPr>
+        <w:t>2</w:t>
+      </w:r>
+      <w:r>
+        <w:rPr>
+          <w:rFonts w:ascii="Calibri" w:hAnsi="Calibri"/>
+          <w:b w:val="0"/>
+          <w:color w:val="2B2B2B"/>
+          <w:sz w:val="22"/>
+        </w:rPr>
+        <w:t xml:space="preserve"> / 5</w:t>
+      </w:r>
+    </w:p>
+    <w:p>
+      <w:pPr>
+        <w:ind w:left="432"/>
+        <w:shd w:val="clear" w:fill="E8F5EC"/>
+      </w:pPr>
+      <w:r>
+        <w:rPr>
+          <w:rFonts w:ascii="Calibri" w:hAnsi="Calibri"/>
+          <w:b w:val="0"/>
+          <w:i/>
+          <w:color w:val="2B2B2B"/>
+          <w:sz w:val="21"/>
+        </w:rPr>
+        <w:t>Solidez del sustento teórico del proyecto, la pertinencia y actualidad de las fuentes consultadas, y la capacidad de articular conceptos, enfoques y antecedentes que fundamenten adecuadamente la investigación.</w:t>
+      </w:r>
+    </w:p>
+    <w:p>
+      <w:r>
+        <w:rPr>
+          <w:rFonts w:ascii="Calibri" w:hAnsi="Calibri"/>
+          <w:b w:val="0"/>
+          <w:color w:val="2B2B2B"/>
+          <w:sz w:val="22"/>
+        </w:rPr>
+        <w:t xml:space="preserve">Es el criterio más débil del trabajo y se sostiene con un solo dato: </w:t>
+      </w:r>
+      <w:r>
+        <w:rPr>
+          <w:rFonts w:ascii="Calibri" w:hAnsi="Calibri"/>
+          <w:b/>
+          <w:color w:val="2B2B2B"/>
+          <w:sz w:val="22"/>
+        </w:rPr>
+        <w:t>10 referencias en total</w:t>
+      </w:r>
+      <w:r>
+        <w:rPr>
+          <w:rFonts w:ascii="Calibri" w:hAnsi="Calibri"/>
+          <w:b w:val="0"/>
+          <w:color w:val="2B2B2B"/>
+          <w:sz w:val="22"/>
+        </w:rPr>
+        <w:t xml:space="preserve"> (p. 86), </w:t>
+      </w:r>
+      <w:r>
+        <w:rPr>
+          <w:rFonts w:ascii="Calibri" w:hAnsi="Calibri"/>
+          <w:b/>
+          <w:color w:val="2B2B2B"/>
+          <w:sz w:val="22"/>
+        </w:rPr>
+        <w:t>ninguna posterior a 2021</w:t>
+      </w:r>
+      <w:r>
+        <w:rPr>
+          <w:rFonts w:ascii="Calibri" w:hAnsi="Calibri"/>
+          <w:b w:val="0"/>
+          <w:color w:val="2B2B2B"/>
+          <w:sz w:val="22"/>
+        </w:rPr>
+        <w:t xml:space="preserve"> y </w:t>
+      </w:r>
+      <w:r>
+        <w:rPr>
+          <w:rFonts w:ascii="Calibri" w:hAnsi="Calibri"/>
+          <w:b/>
+          <w:color w:val="2B2B2B"/>
+          <w:sz w:val="22"/>
+        </w:rPr>
+        <w:t>ninguna sobre PWA</w:t>
+      </w:r>
+      <w:r>
+        <w:rPr>
+          <w:rFonts w:ascii="Calibri" w:hAnsi="Calibri"/>
+          <w:b w:val="0"/>
+          <w:color w:val="2B2B2B"/>
+          <w:sz w:val="22"/>
+        </w:rPr>
+        <w:t>, que es la tecnología que da nombre y sentido al proyecto. Además la p. 31 cita «(Pressman, 2014)» mientras la lista registra Pressman &amp; Maxim (2020). Un producto construido sobre una arquitectura de la que no se cita literatura no tiene sustento teórico, tenga el producto la calidad que tenga.</w:t>
+      </w:r>
+    </w:p>
+    <w:p>
+      <w:r>
+        <w:rPr>
+          <w:rFonts w:ascii="Calibri" w:hAnsi="Calibri"/>
+          <w:b/>
+          <w:color w:val="2B2B2B"/>
+          <w:sz w:val="22"/>
+        </w:rPr>
+        <w:t>3. Metodología, muestra y coherencia del diseño</w:t>
+      </w:r>
+      <w:r>
+        <w:rPr>
+          <w:rFonts w:ascii="Calibri" w:hAnsi="Calibri"/>
+          <w:b w:val="0"/>
+          <w:color w:val="2B2B2B"/>
+          <w:sz w:val="22"/>
+        </w:rPr>
+        <w:t xml:space="preserve"> — propuesto </w:t>
+      </w:r>
+      <w:r>
+        <w:rPr>
+          <w:rFonts w:ascii="Calibri" w:hAnsi="Calibri"/>
+          <w:b/>
+          <w:color w:val="2B2B2B"/>
+          <w:sz w:val="22"/>
+        </w:rPr>
+        <w:t>3</w:t>
+      </w:r>
+      <w:r>
+        <w:rPr>
+          <w:rFonts w:ascii="Calibri" w:hAnsi="Calibri"/>
+          <w:b w:val="0"/>
+          <w:color w:val="2B2B2B"/>
+          <w:sz w:val="22"/>
+        </w:rPr>
+        <w:t xml:space="preserve"> / 5</w:t>
+      </w:r>
+    </w:p>
+    <w:p>
+      <w:pPr>
+        <w:ind w:left="432"/>
+        <w:shd w:val="clear" w:fill="E8F5EC"/>
+      </w:pPr>
+      <w:r>
+        <w:rPr>
+          <w:rFonts w:ascii="Calibri" w:hAnsi="Calibri"/>
+          <w:b w:val="0"/>
+          <w:i/>
+          <w:color w:val="2B2B2B"/>
+          <w:sz w:val="21"/>
+        </w:rPr>
+        <w:t>Correspondencia entre el enfoque metodológico, el tipo de estudio, las técnicas e instrumentos de recolección de información y la definición de la muestra, garantizando la coherencia interna del diseño investigativo.</w:t>
+      </w:r>
+    </w:p>
+    <w:p>
+      <w:r>
+        <w:rPr>
+          <w:rFonts w:ascii="Calibri" w:hAnsi="Calibri"/>
+          <w:b w:val="0"/>
+          <w:color w:val="2B2B2B"/>
+          <w:sz w:val="22"/>
+        </w:rPr>
+        <w:t>El diseño es interiormente coherente y —esto cuenta a favor— el propio documento declara que con n = 3 actores institucionales por muestreo intencional los resultados muestran tendencias y no permiten inferencia (p. 38). La trazabilidad requerimiento → módulo está tabulada (Tabla 20, p. 79). El reparo de fondo: con tres informantes se sostiene un diagnóstico de necesidades, no la evaluación de impacto que el OE4 promete, y no hay cronograma ni presupuesto en las 86 páginas.</w:t>
+      </w:r>
+    </w:p>
+    <w:p>
+      <w:r>
+        <w:rPr>
+          <w:rFonts w:ascii="Calibri" w:hAnsi="Calibri"/>
+          <w:b/>
+          <w:color w:val="2B2B2B"/>
+          <w:sz w:val="22"/>
+        </w:rPr>
+        <w:t>4. Resultados y conclusiones</w:t>
+      </w:r>
+      <w:r>
+        <w:rPr>
+          <w:rFonts w:ascii="Calibri" w:hAnsi="Calibri"/>
+          <w:b w:val="0"/>
+          <w:color w:val="2B2B2B"/>
+          <w:sz w:val="22"/>
+        </w:rPr>
+        <w:t xml:space="preserve"> — propuesto </w:t>
+      </w:r>
+      <w:r>
+        <w:rPr>
+          <w:rFonts w:ascii="Calibri" w:hAnsi="Calibri"/>
+          <w:b/>
+          <w:color w:val="2B2B2B"/>
+          <w:sz w:val="22"/>
+        </w:rPr>
+        <w:t>3</w:t>
+      </w:r>
+      <w:r>
+        <w:rPr>
+          <w:rFonts w:ascii="Calibri" w:hAnsi="Calibri"/>
+          <w:b w:val="0"/>
+          <w:color w:val="2B2B2B"/>
+          <w:sz w:val="22"/>
+        </w:rPr>
+        <w:t xml:space="preserve"> / 5</w:t>
+      </w:r>
+    </w:p>
+    <w:p>
+      <w:pPr>
+        <w:ind w:left="432"/>
+        <w:shd w:val="clear" w:fill="E8F5EC"/>
+      </w:pPr>
+      <w:r>
+        <w:rPr>
+          <w:rFonts w:ascii="Calibri" w:hAnsi="Calibri"/>
+          <w:b w:val="0"/>
+          <w:i/>
+          <w:color w:val="2B2B2B"/>
+          <w:sz w:val="21"/>
+        </w:rPr>
+        <w:t>Calidad en la presentación, interpretación y análisis de los resultados obtenidos, así como la consistencia y pertinencia de las conclusiones en relación con los objetivos, la problemática y el marco teórico del estudio.</w:t>
+      </w:r>
+    </w:p>
+    <w:p>
+      <w:r>
+        <w:rPr>
+          <w:rFonts w:ascii="Calibri" w:hAnsi="Calibri"/>
+          <w:b w:val="0"/>
+          <w:color w:val="2B2B2B"/>
+          <w:sz w:val="22"/>
+        </w:rPr>
+        <w:t xml:space="preserve">Lo verificable está bien verificado: URL pública con TLS (p. 74), condición de PWA probada con manifest, service worker y ocho tamaños de icono (Tabla 16, pp. 75-76), mediana de respuesta ~101 ms (p. 78). Pero el </w:t>
+      </w:r>
+      <w:r>
+        <w:rPr>
+          <w:rFonts w:ascii="Calibri" w:hAnsi="Calibri"/>
+          <w:b/>
+          <w:color w:val="2B2B2B"/>
+          <w:sz w:val="22"/>
+        </w:rPr>
+        <w:t>OE4 no se ejecutó</w:t>
+      </w:r>
+      <w:r>
+        <w:rPr>
+          <w:rFonts w:ascii="Calibri" w:hAnsi="Calibri"/>
+          <w:b w:val="0"/>
+          <w:color w:val="2B2B2B"/>
+          <w:sz w:val="22"/>
+        </w:rPr>
+        <w:t>: el protocolo de usabilidad está diseñado y la columna «Valor obtenido» de la Tabla 23 está en blanco (p. 82); y el estado del chat se reporta en dos versiones incompatibles —«siguiente fase de desarrollo» (pp. 69-70) frente a «opera sobre el entorno productivo» (pp. 73, 84)—. Con un objetivo sin resultado y una contradicción sobre el producto, las conclusiones no pueden cerrar.</w:t>
+      </w:r>
+    </w:p>
+    <w:p>
+      <w:r>
+        <w:rPr>
+          <w:rFonts w:ascii="Calibri" w:hAnsi="Calibri"/>
+          <w:b/>
+          <w:color w:val="2B2B2B"/>
+          <w:sz w:val="22"/>
+        </w:rPr>
+        <w:t>5. Pertinencia disciplinar y articulación con la especialización</w:t>
+      </w:r>
+      <w:r>
+        <w:rPr>
+          <w:rFonts w:ascii="Calibri" w:hAnsi="Calibri"/>
+          <w:b w:val="0"/>
+          <w:color w:val="2B2B2B"/>
+          <w:sz w:val="22"/>
+        </w:rPr>
+        <w:t xml:space="preserve"> — propuesto </w:t>
+      </w:r>
+      <w:r>
+        <w:rPr>
+          <w:rFonts w:ascii="Calibri" w:hAnsi="Calibri"/>
+          <w:b/>
+          <w:color w:val="2B2B2B"/>
+          <w:sz w:val="22"/>
+        </w:rPr>
+        <w:t>4</w:t>
+      </w:r>
+      <w:r>
+        <w:rPr>
+          <w:rFonts w:ascii="Calibri" w:hAnsi="Calibri"/>
+          <w:b w:val="0"/>
+          <w:color w:val="2B2B2B"/>
+          <w:sz w:val="22"/>
+        </w:rPr>
+        <w:t xml:space="preserve"> / 5</w:t>
+      </w:r>
+    </w:p>
+    <w:p>
+      <w:pPr>
+        <w:ind w:left="432"/>
+        <w:shd w:val="clear" w:fill="E8F5EC"/>
+      </w:pPr>
+      <w:r>
+        <w:rPr>
+          <w:rFonts w:ascii="Calibri" w:hAnsi="Calibri"/>
+          <w:b w:val="0"/>
+          <w:i/>
+          <w:color w:val="2B2B2B"/>
+          <w:sz w:val="21"/>
+        </w:rPr>
+        <w:t>Grado de alineación del proyecto con el campo disciplinar y los énfasis de la especialización cursada, así como su aporte potencial al desarrollo académico, profesional o investigativo del área.</w:t>
+      </w:r>
+    </w:p>
+    <w:p>
+      <w:r>
+        <w:rPr>
+          <w:rFonts w:ascii="Calibri" w:hAnsi="Calibri"/>
+          <w:b w:val="0"/>
+          <w:color w:val="2B2B2B"/>
+          <w:sz w:val="22"/>
+        </w:rPr>
+        <w:t>Una PWA turística municipal en producción, con URL pública y flujo de moderación de la Secretaría, es transformación digital aplicada a un territorio concreto y el aporte es demostrable sin depender de la sala. No llega a 5 porque el efecto sobre los emprendimientos —el aporte que el objetivo general reclama— no está medido.</w:t>
+      </w:r>
+    </w:p>
+    <w:p>
+      <w:r>
+        <w:rPr>
+          <w:rFonts w:ascii="Calibri" w:hAnsi="Calibri"/>
+          <w:b/>
+          <w:color w:val="2B2B2B"/>
+          <w:sz w:val="22"/>
+        </w:rPr>
+        <w:t>Suma propuesta: 16 / 25.</w:t>
+      </w:r>
+    </w:p>
+    <w:p>
+      <w:r>
+        <w:rPr>
+          <w:rFonts w:ascii="Calibri" w:hAnsi="Calibri"/>
+          <w:b/>
+          <w:color w:val="2B2B2B"/>
+          <w:sz w:val="22"/>
+        </w:rPr>
+        <w:t>Qué subiría una casilla en sala:</w:t>
+      </w:r>
+      <w:r>
+        <w:rPr>
+          <w:rFonts w:ascii="Calibri" w:hAnsi="Calibri"/>
+          <w:b w:val="0"/>
+          <w:color w:val="2B2B2B"/>
+          <w:sz w:val="22"/>
+        </w:rPr>
+        <w:t xml:space="preserve"> El </w:t>
+      </w:r>
+      <w:r>
+        <w:rPr>
+          <w:rFonts w:ascii="Calibri" w:hAnsi="Calibri"/>
+          <w:b/>
+          <w:color w:val="2B2B2B"/>
+          <w:sz w:val="22"/>
+        </w:rPr>
+        <w:t>criterio 4 pasa a 4</w:t>
+      </w:r>
+      <w:r>
+        <w:rPr>
+          <w:rFonts w:ascii="Calibri" w:hAnsi="Calibri"/>
+          <w:b w:val="0"/>
+          <w:color w:val="2B2B2B"/>
+          <w:sz w:val="22"/>
+        </w:rPr>
+        <w:t xml:space="preserve"> si el chat funciona en vivo y aclaran cuál de los dos estados es el de hoy (pregunta prioritaria 1), o si aparecen publicaciones creadas por empresarios de Rivera que pasaron por moderación (pregunta 3). El criterio 2 no sube: la bibliografía es lo que está impreso.</w:t>
+      </w:r>
+    </w:p>
+    <w:p>
+      <w:r>
+        <w:rPr>
+          <w:rFonts w:ascii="Calibri" w:hAnsi="Calibri"/>
+          <w:b/>
+          <w:color w:val="2B2B2B"/>
+          <w:sz w:val="22"/>
+        </w:rPr>
+        <w:t>Qué la bajaría:</w:t>
+      </w:r>
+      <w:r>
+        <w:rPr>
+          <w:rFonts w:ascii="Calibri" w:hAnsi="Calibri"/>
+          <w:b w:val="0"/>
+          <w:color w:val="2B2B2B"/>
+          <w:sz w:val="22"/>
+        </w:rPr>
+        <w:t xml:space="preserve"> El </w:t>
+      </w:r>
+      <w:r>
+        <w:rPr>
+          <w:rFonts w:ascii="Calibri" w:hAnsi="Calibri"/>
+          <w:b/>
+          <w:color w:val="2B2B2B"/>
+          <w:sz w:val="22"/>
+        </w:rPr>
+        <w:t>criterio 4 baja a 2</w:t>
+      </w:r>
+      <w:r>
+        <w:rPr>
+          <w:rFonts w:ascii="Calibri" w:hAnsi="Calibri"/>
+          <w:b w:val="0"/>
+          <w:color w:val="2B2B2B"/>
+          <w:sz w:val="22"/>
+        </w:rPr>
+        <w:t xml:space="preserve"> si sostienen que el objetivo 4 está cumplido con el diseño del instrumento, sin aplicarlo. El </w:t>
+      </w:r>
+      <w:r>
+        <w:rPr>
+          <w:rFonts w:ascii="Calibri" w:hAnsi="Calibri"/>
+          <w:b/>
+          <w:color w:val="2B2B2B"/>
+          <w:sz w:val="22"/>
+        </w:rPr>
+        <w:t>criterio 1 baja a 3</w:t>
+      </w:r>
+      <w:r>
+        <w:rPr>
+          <w:rFonts w:ascii="Calibri" w:hAnsi="Calibri"/>
+          <w:b w:val="0"/>
+          <w:color w:val="2B2B2B"/>
+          <w:sz w:val="22"/>
+        </w:rPr>
+        <w:t xml:space="preserve"> si en sala presentan el trabajo como anteproyecto o no distinguen lo entregado de lo proyectado.</w:t>
+      </w:r>
+    </w:p>
+    <w:p>
+      <w:pPr>
+        <w:spacing w:before="200" w:after="60"/>
+      </w:pPr>
+      <w:r>
+        <w:rPr>
+          <w:rFonts w:ascii="Calibri" w:hAnsi="Calibri"/>
+          <w:b/>
+          <w:color w:val="007433"/>
+          <w:sz w:val="32"/>
+        </w:rPr>
+        <w:t>9. Observaciones administrativas (no académicas)</w:t>
       </w:r>
     </w:p>
     <w:p>
@@ -2623,7 +4781,25 @@
           <w:color w:val="2B2B2B"/>
           <w:sz w:val="22"/>
         </w:rPr>
-        <w:t xml:space="preserve"> el documento remite a evidencia gráfica «anexa por separado» para las operaciones con sesión autenticada (p. 76) y a capturas «por anexar» (pp. 77). En la carpeta del grupo solo hay el trabajo y la presentación. Si esos anexos existen, deberían estar en la carpeta; conviene pedirlos al grupo o al metodólogo.</w:t>
+        <w:t xml:space="preserve"> el documento remite a evidencia gráfica «anexa por separado» para las operaciones con sesión autenticada (p. 76) y a capturas «por anexar» (pp. 77). En la carpeta del grupo solo hay el trabajo y la presentación. </w:t>
+      </w:r>
+      <w:r>
+        <w:rPr>
+          <w:rFonts w:ascii="Calibri" w:hAnsi="Calibri"/>
+          <w:b/>
+          <w:color w:val="2B2B2B"/>
+          <w:sz w:val="22"/>
+        </w:rPr>
+        <w:t>La palabra «anexo» no aparece ni una vez en las 86 páginas</w:t>
+      </w:r>
+      <w:r>
+        <w:rPr>
+          <w:rFonts w:ascii="Calibri" w:hAnsi="Calibri"/>
+          <w:b w:val="0"/>
+          <w:color w:val="2B2B2B"/>
+          <w:sz w:val="22"/>
+        </w:rPr>
+        <w:t xml:space="preserve"> y la tabla de contenido cierra en «Referencias bibliográficas» (folio 84 / p. 86): el anexo no solo falta en la carpeta, tampoco está anunciado en el índice. Si esos anexos existen, deberían estar en la carpeta; conviene pedirlos al grupo o al metodólogo.</w:t>
       </w:r>
     </w:p>
     <w:p>
